--- a/Fase 1/Evidencias Individuales/Nefi_Apablaza_1.2_APT122_DiarioReflexionFase1.docx
+++ b/Fase 1/Evidencias Individuales/Nefi_Apablaza_1.2_APT122_DiarioReflexionFase1.docx
@@ -1,10 +1,10 @@
 
 <file path=word/document.xml><?xml version="1.0" encoding="utf-8"?>
-<w:document xmlns:wpc="http://schemas.microsoft.com/office/word/2010/wordprocessingCanvas" xmlns:cx="http://schemas.microsoft.com/office/drawing/2014/chartex" xmlns:cx1="http://schemas.microsoft.com/office/drawing/2015/9/8/chartex" xmlns:cx2="http://schemas.microsoft.com/office/drawing/2015/10/21/chartex" xmlns:cx3="http://schemas.microsoft.com/office/drawing/2016/5/9/chartex" xmlns:cx4="http://schemas.microsoft.com/office/drawing/2016/5/10/chartex" xmlns:cx5="http://schemas.microsoft.com/office/drawing/2016/5/11/chartex" xmlns:cx6="http://schemas.microsoft.com/office/drawing/2016/5/12/chartex" xmlns:cx7="http://schemas.microsoft.com/office/drawing/2016/5/13/chartex" xmlns:cx8="http://schemas.microsoft.com/office/drawing/2016/5/14/chartex" xmlns:mc="http://schemas.openxmlformats.org/markup-compatibility/2006" xmlns:aink="http://schemas.microsoft.com/office/drawing/2016/ink" xmlns:am3d="http://schemas.microsoft.com/office/drawing/2017/model3d" xmlns:o="urn:schemas-microsoft-com:office:office" xmlns:oel="http://schemas.microsoft.com/office/2019/extlst" xmlns:r="http://schemas.openxmlformats.org/officeDocument/2006/relationships" xmlns:m="http://schemas.openxmlformats.org/officeDocument/2006/math" xmlns:v="urn:schemas-microsoft-com:vml" xmlns:wp14="http://schemas.microsoft.com/office/word/2010/wordprocessingDrawing" xmlns:wp="http://schemas.openxmlformats.org/drawingml/2006/wordprocessingDrawing" xmlns:w10="urn:schemas-microsoft-com:office:word" xmlns:w="http://schemas.openxmlformats.org/wordprocessingml/2006/main" xmlns:w14="http://schemas.microsoft.com/office/word/2010/wordml" xmlns:w15="http://schemas.microsoft.com/office/word/2012/wordml" xmlns:w16cex="http://schemas.microsoft.com/office/word/2018/wordml/cex" xmlns:w16cid="http://schemas.microsoft.com/office/word/2016/wordml/cid" xmlns:w16="http://schemas.microsoft.com/office/word/2018/wordml" xmlns:w16du="http://schemas.microsoft.com/office/word/2023/wordml/word16du" xmlns:w16sdtdh="http://schemas.microsoft.com/office/word/2020/wordml/sdtdatahash" xmlns:w16sdtfl="http://schemas.microsoft.com/office/word/2024/wordml/sdtformatlock" xmlns:w16se="http://schemas.microsoft.com/office/word/2015/wordml/symex" xmlns:wpg="http://schemas.microsoft.com/office/word/2010/wordprocessingGroup" xmlns:wpi="http://schemas.microsoft.com/office/word/2010/wordprocessingInk" xmlns:wne="http://schemas.microsoft.com/office/word/2006/wordml" xmlns:wps="http://schemas.microsoft.com/office/word/2010/wordprocessingShape" mc:Ignorable="w14 w15 w16se w16cid w16 w16cex w16sdtdh w16sdtfl w16du wp14">
+<w:document xmlns:wpc="http://schemas.microsoft.com/office/word/2010/wordprocessingCanvas" xmlns:cx="http://schemas.microsoft.com/office/drawing/2014/chartex" xmlns:cx1="http://schemas.microsoft.com/office/drawing/2015/9/8/chartex" xmlns:cx2="http://schemas.microsoft.com/office/drawing/2015/10/21/chartex" xmlns:cx3="http://schemas.microsoft.com/office/drawing/2016/5/9/chartex" xmlns:cx4="http://schemas.microsoft.com/office/drawing/2016/5/10/chartex" xmlns:cx5="http://schemas.microsoft.com/office/drawing/2016/5/11/chartex" xmlns:cx6="http://schemas.microsoft.com/office/drawing/2016/5/12/chartex" xmlns:cx7="http://schemas.microsoft.com/office/drawing/2016/5/13/chartex" xmlns:cx8="http://schemas.microsoft.com/office/drawing/2016/5/14/chartex" xmlns:mc="http://schemas.openxmlformats.org/markup-compatibility/2006" xmlns:aink="http://schemas.microsoft.com/office/drawing/2016/ink" xmlns:am3d="http://schemas.microsoft.com/office/drawing/2017/model3d" xmlns:o="urn:schemas-microsoft-com:office:office" xmlns:r="http://schemas.openxmlformats.org/officeDocument/2006/relationships" xmlns:m="http://schemas.openxmlformats.org/officeDocument/2006/math" xmlns:v="urn:schemas-microsoft-com:vml" xmlns:wp14="http://schemas.microsoft.com/office/word/2010/wordprocessingDrawing" xmlns:wp="http://schemas.openxmlformats.org/drawingml/2006/wordprocessingDrawing" xmlns:w10="urn:schemas-microsoft-com:office:word" xmlns:w="http://schemas.openxmlformats.org/wordprocessingml/2006/main" xmlns:w14="http://schemas.microsoft.com/office/word/2010/wordml" xmlns:w15="http://schemas.microsoft.com/office/word/2012/wordml" xmlns:w16cex="http://schemas.microsoft.com/office/word/2018/wordml/cex" xmlns:w16cid="http://schemas.microsoft.com/office/word/2016/wordml/cid" xmlns:w16="http://schemas.microsoft.com/office/word/2018/wordml" xmlns:w16sdtdh="http://schemas.microsoft.com/office/word/2020/wordml/sdtdatahash" xmlns:w16se="http://schemas.microsoft.com/office/word/2015/wordml/symex" xmlns:wpg="http://schemas.microsoft.com/office/word/2010/wordprocessingGroup" xmlns:wpi="http://schemas.microsoft.com/office/word/2010/wordprocessingInk" xmlns:wne="http://schemas.microsoft.com/office/word/2006/wordml" xmlns:wps="http://schemas.microsoft.com/office/word/2010/wordprocessingShape" mc:Ignorable="w14 w15 w16se w16cid w16 w16cex w16sdtdh wp14">
   <w:body>
     <w:p>
       <w:pPr>
-        <w:pStyle w:val="Title"/>
+        <w:pStyle w:val="Ttulo"/>
         <w:rPr>
           <w:lang w:val="es-CL"/>
         </w:rPr>
@@ -49,7 +49,7 @@
     </w:p>
     <w:p>
       <w:pPr>
-        <w:pStyle w:val="Heading2"/>
+        <w:pStyle w:val="Ttulo2"/>
         <w:rPr>
           <w:lang w:val="es-CL"/>
         </w:rPr>
@@ -63,7 +63,7 @@
     </w:p>
     <w:p>
       <w:pPr>
-        <w:pStyle w:val="Heading3"/>
+        <w:pStyle w:val="Ttulo3"/>
         <w:rPr>
           <w:lang w:val="es-CL"/>
         </w:rPr>
@@ -91,27 +91,13 @@
         <w:rPr>
           <w:lang w:val="es-CL"/>
         </w:rPr>
-        <w:t>-</w:t>
+        <w:t xml:space="preserve"> </w:t>
       </w:r>
       <w:r>
         <w:rPr>
           <w:lang w:val="es-CL"/>
         </w:rPr>
-        <w:t xml:space="preserve">Línea de Datos (Modelamiento de BD, Consultas de BD, Programación de BD, Inteligencia de Negocios y Big Data): Fueron las asignaturas más enriquecedoras. Lo que más destaqué fue aprender a transformar datos crudos en estructuras lógicas eficientes mediante SQL avanzado, </w:t>
-      </w:r>
-      <w:proofErr w:type="spellStart"/>
-      <w:r>
-        <w:rPr>
-          <w:lang w:val="es-CL"/>
-        </w:rPr>
-        <w:t>triggers</w:t>
-      </w:r>
-      <w:proofErr w:type="spellEnd"/>
-      <w:r>
-        <w:rPr>
-          <w:lang w:val="es-CL"/>
-        </w:rPr>
-        <w:t xml:space="preserve"> y procedimientos, sumado a la construcción de canalizaciones (ETL) y el procesamiento analítico a gran escala orientado a la toma de decisiones organizacionales.</w:t>
+        <w:t>Línea de Datos (Modelamiento de BD, Consultas de BD, Programación de BD, Inteligencia de Negocios y Big Data): Fueron las asignaturas más enriquecedoras. Lo que más destaqué fue aprender a transformar datos crudos en estructuras lógicas eficientes mediante SQL avanzado, triggers y procedimientos, sumado a la construcción de canalizaciones (ETL) y el procesamiento analítico a gran escala orientado a la toma de decisiones organizacionales.</w:t>
       </w:r>
     </w:p>
     <w:p>
@@ -124,41 +110,13 @@
         <w:rPr>
           <w:lang w:val="es-CL"/>
         </w:rPr>
-        <w:t>-</w:t>
+        <w:t xml:space="preserve"> </w:t>
       </w:r>
       <w:r>
         <w:rPr>
           <w:lang w:val="es-CL"/>
         </w:rPr>
-        <w:t xml:space="preserve">Ingeniería de Software e Integración de Plataformas: Me gustó profundizar en la estructuración de la lógica </w:t>
-      </w:r>
-      <w:proofErr w:type="spellStart"/>
-      <w:r>
-        <w:rPr>
-          <w:lang w:val="es-CL"/>
-        </w:rPr>
-        <w:t>backend</w:t>
-      </w:r>
-      <w:proofErr w:type="spellEnd"/>
-      <w:r>
-        <w:rPr>
-          <w:lang w:val="es-CL"/>
-        </w:rPr>
-        <w:t xml:space="preserve"> y el consumo/diseño de </w:t>
-      </w:r>
-      <w:proofErr w:type="spellStart"/>
-      <w:r>
-        <w:rPr>
-          <w:lang w:val="es-CL"/>
-        </w:rPr>
-        <w:t>APIs</w:t>
-      </w:r>
-      <w:proofErr w:type="spellEnd"/>
-      <w:r>
-        <w:rPr>
-          <w:lang w:val="es-CL"/>
-        </w:rPr>
-        <w:t xml:space="preserve"> y microservicios, comprendiendo el ciclo de vida completo y conectando distintos ecosistemas tecnológicos de forma modular y escalable.</w:t>
+        <w:t>Ingeniería de Software e Integración de Plataformas: Me gustó profundizar en la estructuración de la lógica backend y el consumo/diseño de APIs y microservicios, comprendiendo el ciclo de vida completo y conectando distintos ecosistemas tecnológicos de forma modular y escalable.</w:t>
       </w:r>
     </w:p>
     <w:p>
@@ -171,7 +129,7 @@
         <w:rPr>
           <w:lang w:val="es-CL"/>
         </w:rPr>
-        <w:t>-</w:t>
+        <w:t xml:space="preserve"> </w:t>
       </w:r>
       <w:r>
         <w:rPr>
@@ -189,7 +147,7 @@
     </w:p>
     <w:p>
       <w:pPr>
-        <w:pStyle w:val="Heading3"/>
+        <w:pStyle w:val="Ttulo3"/>
         <w:rPr>
           <w:lang w:val="es-CL"/>
         </w:rPr>
@@ -211,26 +169,12 @@
         <w:rPr>
           <w:lang w:val="es-CL"/>
         </w:rPr>
-        <w:t xml:space="preserve">Sí, existe un valor fundamental y tangible. En el mercado TI actual, los certificados de competencias acreditan de manera modular que se cuenta con habilidades prácticas reales antes del egreso formal. En mi caso, las certificaciones asociadas a bases de datos, arquitectura </w:t>
-      </w:r>
-      <w:proofErr w:type="spellStart"/>
-      <w:r>
-        <w:rPr>
-          <w:lang w:val="es-CL"/>
-        </w:rPr>
-        <w:t>cloud</w:t>
-      </w:r>
-      <w:proofErr w:type="spellEnd"/>
-      <w:r>
-        <w:rPr>
-          <w:lang w:val="es-CL"/>
-        </w:rPr>
-        <w:t xml:space="preserve"> y desarrollo de software avalan técnicamente mi capacidad para integrarme a equipos de trabajo, operar con estándares reconocidos por la industria y aportar autonomía operativa desde el primer día.</w:t>
+        <w:t>Sí, existe un valor fundamental y tangible. En el mercado TI actual, los certificados de competencias acreditan de manera modular que se cuenta con habilidades prácticas reales antes del egreso formal. En mi caso, las certificaciones asociadas a bases de datos, arquitectura cloud y desarrollo de software avalan técnicamente mi capacidad para integrarme a equipos de trabajo, operar con estándares reconocidos por la industria y aportar autonomía operativa desde el primer día.</w:t>
       </w:r>
     </w:p>
     <w:p>
       <w:pPr>
-        <w:pStyle w:val="Heading2"/>
+        <w:pStyle w:val="Ttulo2"/>
         <w:rPr>
           <w:lang w:val="es-CL"/>
         </w:rPr>
@@ -245,7 +189,7 @@
     </w:p>
     <w:p>
       <w:pPr>
-        <w:pStyle w:val="Heading3"/>
+        <w:pStyle w:val="Ttulo3"/>
         <w:rPr>
           <w:lang w:val="es-CL"/>
         </w:rPr>
@@ -267,21 +211,7 @@
         <w:rPr>
           <w:lang w:val="es-CL"/>
         </w:rPr>
-        <w:t xml:space="preserve">Me siento con mayor seguridad y autonomía en Gestión y Solución de Requerimientos de Información con Bases de Datos (relacionales y no relacionales). Domino el diseño conceptual y relacional, la escritura de consultas optimizadas, la manipulación de motores como MySQL y MongoDB, y la integración de fuentes de datos. Igualmente, poseo alta solidez en el diseño y construcción de lógica de software </w:t>
-      </w:r>
-      <w:proofErr w:type="spellStart"/>
-      <w:r>
-        <w:rPr>
-          <w:lang w:val="es-CL"/>
-        </w:rPr>
-        <w:t>backend</w:t>
-      </w:r>
-      <w:proofErr w:type="spellEnd"/>
-      <w:r>
-        <w:rPr>
-          <w:lang w:val="es-CL"/>
-        </w:rPr>
-        <w:t xml:space="preserve"> y en el levantamiento y especificación de requerimientos utilizando metodologías ágiles.</w:t>
+        <w:t>Me siento con mayor seguridad y autonomía en Gestión y Solución de Requerimientos de Información con Bases de Datos (relacionales y no relacionales). Domino el diseño conceptual y relacional, la escritura de consultas optimizadas, la manipulación de motores como MySQL y MongoDB, y la integración de fuentes de datos. Igualmente, poseo alta solidez en el diseño y construcción de lógica de software backend y en el levantamiento y especificación de requerimientos utilizando metodologías ágiles.</w:t>
       </w:r>
     </w:p>
     <w:p>
@@ -294,7 +224,19 @@
         <w:rPr>
           <w:lang w:val="es-CL"/>
         </w:rPr>
-        <w:t>Considero necesario fortalecer el área de Evaluación y Gestión Integral de Proyectos TI, específicamente en lo que respecta a la formulación y análisis económico/financiero riguroso (métricas como VPN, TIR, ROI), control presupuestario y gestión formal de matrices de riesgo complejas. Asimismo, busco robustecer la fase final del ciclo de software enfocada en despliegues automatizados y desarrollo móvil a nivel de interfaces nativas avanzadas (UX/UI).</w:t>
+        <w:t>Considero necesario fortalecer el área de Evaluación y Gestión Integral de Proyectos TI, específicamente en lo que respecta a la formulación y análisis económico/financiero (métricas como VPN, TIR, ROI), control presupuestario y gestión formal de matrices de riesgo complejas. Asimismo, busco robustecer</w:t>
+      </w:r>
+      <w:r>
+        <w:rPr>
+          <w:lang w:val="es-CL"/>
+        </w:rPr>
+        <w:t xml:space="preserve"> en</w:t>
+      </w:r>
+      <w:r>
+        <w:rPr>
+          <w:lang w:val="es-CL"/>
+        </w:rPr>
+        <w:t xml:space="preserve"> la fase final del ciclo de software enfocada en despliegues automatizados y desarrollo móvil a nivel de interfaces nativas avanzadas (UX/UI).</w:t>
       </w:r>
     </w:p>
     <w:p>
@@ -306,7 +248,7 @@
     </w:p>
     <w:p>
       <w:pPr>
-        <w:pStyle w:val="Heading2"/>
+        <w:pStyle w:val="Ttulo2"/>
         <w:rPr>
           <w:lang w:val="es-CL"/>
         </w:rPr>
@@ -320,7 +262,7 @@
     </w:p>
     <w:p>
       <w:pPr>
-        <w:pStyle w:val="Heading3"/>
+        <w:pStyle w:val="Ttulo3"/>
         <w:rPr>
           <w:lang w:val="es-CL"/>
         </w:rPr>
@@ -342,26 +284,12 @@
         <w:rPr>
           <w:lang w:val="es-CL"/>
         </w:rPr>
-        <w:t xml:space="preserve">Mis intereses profesionales están fuertemente orientados hacia la Ingeniería de Datos, Administración de Bases de Datos (DBA) y Arquitectura </w:t>
-      </w:r>
-      <w:proofErr w:type="spellStart"/>
-      <w:r>
-        <w:rPr>
-          <w:lang w:val="es-CL"/>
-        </w:rPr>
-        <w:t>Backend</w:t>
-      </w:r>
-      <w:proofErr w:type="spellEnd"/>
-      <w:r>
-        <w:rPr>
-          <w:lang w:val="es-CL"/>
-        </w:rPr>
-        <w:t>. El área que más me apasiona es el diseño de infraestructuras de datos, modelamiento transaccional y analítico, y la construcción de canalizaciones de procesamiento de información para resolver problemáticas empresariales complejas.</w:t>
+        <w:t>Mis intereses profesionales están fuertemente orientados hacia la Ingeniería de Datos, Administración de Bases de Datos (DBA) y Arquitectura Backend. El área que más me apasiona es el diseño de infraestructuras de datos, modelamiento transaccional y analítico, y la construcción de canalizaciones de procesamiento de información para resolver problemáticas empresariales complejas.</w:t>
       </w:r>
     </w:p>
     <w:p>
       <w:pPr>
-        <w:pStyle w:val="Heading3"/>
+        <w:pStyle w:val="Ttulo3"/>
         <w:rPr>
           <w:lang w:val="es-CL"/>
         </w:rPr>
@@ -410,7 +338,7 @@
     </w:p>
     <w:p>
       <w:pPr>
-        <w:pStyle w:val="Heading3"/>
+        <w:pStyle w:val="Ttulo3"/>
         <w:rPr>
           <w:lang w:val="es-CL"/>
         </w:rPr>
@@ -437,7 +365,7 @@
     </w:p>
     <w:p>
       <w:pPr>
-        <w:pStyle w:val="Heading3"/>
+        <w:pStyle w:val="Ttulo3"/>
         <w:rPr>
           <w:lang w:val="es-CL"/>
         </w:rPr>
@@ -467,21 +395,7 @@
         <w:rPr>
           <w:lang w:val="es-CL"/>
         </w:rPr>
-        <w:t xml:space="preserve">En 5 años me proyecto consolidado laboralmente como Ingeniero de Datos Semi Senior (SSR) o Desarrollador </w:t>
-      </w:r>
-      <w:proofErr w:type="spellStart"/>
-      <w:r>
-        <w:rPr>
-          <w:lang w:val="es-CL"/>
-        </w:rPr>
-        <w:t>Backend</w:t>
-      </w:r>
-      <w:proofErr w:type="spellEnd"/>
-      <w:r>
-        <w:rPr>
-          <w:lang w:val="es-CL"/>
-        </w:rPr>
-        <w:t xml:space="preserve"> / Especialista en Bases de Datos.</w:t>
+        <w:t>En 5 años me proyecto consolidado laboralmente como Ingeniero de Datos Semi Senior (SSR) o Desarrollador Backend / Especialista en Bases de Datos.</w:t>
       </w:r>
     </w:p>
     <w:p>
@@ -494,35 +408,7 @@
         <w:rPr>
           <w:lang w:val="es-CL"/>
         </w:rPr>
-        <w:t xml:space="preserve">Tras haber completado mi inserción al mundo laboral y ganado experiencia práctica en proyectos reales, me gustaría estar trabajando en un equipo multidisciplinario donde sea responsable de diseñar, optimizar y mantener flujos de datos (ETL/ELT), construir </w:t>
-      </w:r>
-      <w:proofErr w:type="spellStart"/>
-      <w:r>
-        <w:rPr>
-          <w:lang w:val="es-CL"/>
-        </w:rPr>
-        <w:t>APIs</w:t>
-      </w:r>
-      <w:proofErr w:type="spellEnd"/>
-      <w:r>
-        <w:rPr>
-          <w:lang w:val="es-CL"/>
-        </w:rPr>
-        <w:t xml:space="preserve"> robustas y administrar bases de datos tanto relacionales como NoSQL en entornos </w:t>
-      </w:r>
-      <w:proofErr w:type="spellStart"/>
-      <w:r>
-        <w:rPr>
-          <w:lang w:val="es-CL"/>
-        </w:rPr>
-        <w:t>cloud</w:t>
-      </w:r>
-      <w:proofErr w:type="spellEnd"/>
-      <w:r>
-        <w:rPr>
-          <w:lang w:val="es-CL"/>
-        </w:rPr>
-        <w:t>.</w:t>
+        <w:t>Tras haber completado mi inserción al mundo laboral y ganado experiencia práctica en proyectos reales, me gustaría estar trabajando en un equipo multidisciplinario donde sea responsable de diseñar, optimizar y mantener flujos de datos (ETL/ELT), construir APIs robustas y administrar bases de datos tanto relacionales como NoSQL en entornos cloud.</w:t>
       </w:r>
     </w:p>
     <w:p>
@@ -540,7 +426,7 @@
     </w:p>
     <w:p>
       <w:pPr>
-        <w:pStyle w:val="Heading2"/>
+        <w:pStyle w:val="Ttulo2"/>
         <w:rPr>
           <w:lang w:val="es-CL"/>
         </w:rPr>
@@ -549,18 +435,12 @@
         <w:rPr>
           <w:lang w:val="es-CL"/>
         </w:rPr>
-        <w:t>4</w:t>
-      </w:r>
-      <w:r>
-        <w:rPr>
-          <w:lang w:val="es-CL"/>
-        </w:rPr>
-        <w:t>. Finalmente, piensa en el proyecto que desarrollarás en APT y responde a las siguientes preguntas:</w:t>
+        <w:t>4. Finalmente, piensa en el proyecto que desarrollarás en APT y responde a las siguientes preguntas:</w:t>
       </w:r>
     </w:p>
     <w:p>
       <w:pPr>
-        <w:pStyle w:val="Heading3"/>
+        <w:pStyle w:val="Ttulo3"/>
         <w:rPr>
           <w:lang w:val="es-CL"/>
         </w:rPr>
@@ -589,21 +469,7 @@
         <w:rPr>
           <w:lang w:val="es-CL"/>
         </w:rPr>
-        <w:t xml:space="preserve">Sí, guardan una estrecha relación con mis proyecciones profesionales, particularmente aquellos enfocados en la resolución de problemáticas de información mediante arquitecturas de datos y servicios </w:t>
-      </w:r>
-      <w:proofErr w:type="spellStart"/>
-      <w:r>
-        <w:rPr>
-          <w:lang w:val="es-CL"/>
-        </w:rPr>
-        <w:t>backend</w:t>
-      </w:r>
-      <w:proofErr w:type="spellEnd"/>
-      <w:r>
-        <w:rPr>
-          <w:lang w:val="es-CL"/>
-        </w:rPr>
-        <w:t>.</w:t>
+        <w:t>Sí, guardan una estrecha relación con mis proyecciones profesionales, particularmente aquellos enfocados en la resolución de problemáticas de información mediante arquitecturas de datos y servicios backend.</w:t>
       </w:r>
     </w:p>
     <w:p>
@@ -629,21 +495,7 @@
         <w:rPr>
           <w:lang w:val="es-CL"/>
         </w:rPr>
-        <w:t xml:space="preserve">Sí requiere ajustes puntuales. Principalmente orientar el alcance hacia un aseguramiento más riguroso de la calidad de software, formalizar un plan de mitigación de riesgos operativos/TI y documentar con mayor profundidad la evaluación técnica y económica de la solución, asegurando que cubra el ciclo de vida de punta a punta conforme a las exigencias de </w:t>
-      </w:r>
-      <w:proofErr w:type="spellStart"/>
-      <w:r>
-        <w:rPr>
-          <w:lang w:val="es-CL"/>
-        </w:rPr>
-        <w:t>Capstone</w:t>
-      </w:r>
-      <w:proofErr w:type="spellEnd"/>
-      <w:r>
-        <w:rPr>
-          <w:lang w:val="es-CL"/>
-        </w:rPr>
-        <w:t xml:space="preserve"> / Fase final de APT.</w:t>
+        <w:t>Sí requiere ajustes puntuales. Principalmente orientar el alcance hacia un aseguramiento más riguroso de la calidad de software, formalizar un plan de mitigación de riesgos operativos/TI y documentar con mayor profundidad la evaluación técnica y económica de la solución, asegurando que cubra el ciclo de vida de punta a punta conforme a las exigencias de Capstone / Fase final de APT.</w:t>
       </w:r>
     </w:p>
     <w:p>
@@ -671,7 +523,7 @@
 </file>
 
 <file path=word/numbering.xml><?xml version="1.0" encoding="utf-8"?>
-<w:numbering xmlns:wpc="http://schemas.microsoft.com/office/word/2010/wordprocessingCanvas" xmlns:cx="http://schemas.microsoft.com/office/drawing/2014/chartex" xmlns:cx1="http://schemas.microsoft.com/office/drawing/2015/9/8/chartex" xmlns:cx2="http://schemas.microsoft.com/office/drawing/2015/10/21/chartex" xmlns:cx3="http://schemas.microsoft.com/office/drawing/2016/5/9/chartex" xmlns:cx4="http://schemas.microsoft.com/office/drawing/2016/5/10/chartex" xmlns:cx5="http://schemas.microsoft.com/office/drawing/2016/5/11/chartex" xmlns:cx6="http://schemas.microsoft.com/office/drawing/2016/5/12/chartex" xmlns:cx7="http://schemas.microsoft.com/office/drawing/2016/5/13/chartex" xmlns:cx8="http://schemas.microsoft.com/office/drawing/2016/5/14/chartex" xmlns:mc="http://schemas.openxmlformats.org/markup-compatibility/2006" xmlns:aink="http://schemas.microsoft.com/office/drawing/2016/ink" xmlns:am3d="http://schemas.microsoft.com/office/drawing/2017/model3d" xmlns:o="urn:schemas-microsoft-com:office:office" xmlns:oel="http://schemas.microsoft.com/office/2019/extlst" xmlns:r="http://schemas.openxmlformats.org/officeDocument/2006/relationships" xmlns:m="http://schemas.openxmlformats.org/officeDocument/2006/math" xmlns:v="urn:schemas-microsoft-com:vml" xmlns:wp14="http://schemas.microsoft.com/office/word/2010/wordprocessingDrawing" xmlns:wp="http://schemas.openxmlformats.org/drawingml/2006/wordprocessingDrawing" xmlns:w10="urn:schemas-microsoft-com:office:word" xmlns:w="http://schemas.openxmlformats.org/wordprocessingml/2006/main" xmlns:w14="http://schemas.microsoft.com/office/word/2010/wordml" xmlns:w15="http://schemas.microsoft.com/office/word/2012/wordml" xmlns:w16cex="http://schemas.microsoft.com/office/word/2018/wordml/cex" xmlns:w16cid="http://schemas.microsoft.com/office/word/2016/wordml/cid" xmlns:w16="http://schemas.microsoft.com/office/word/2018/wordml" xmlns:w16du="http://schemas.microsoft.com/office/word/2023/wordml/word16du" xmlns:w16sdtdh="http://schemas.microsoft.com/office/word/2020/wordml/sdtdatahash" xmlns:w16sdtfl="http://schemas.microsoft.com/office/word/2024/wordml/sdtformatlock" xmlns:w16se="http://schemas.microsoft.com/office/word/2015/wordml/symex" xmlns:wpg="http://schemas.microsoft.com/office/word/2010/wordprocessingGroup" xmlns:wpi="http://schemas.microsoft.com/office/word/2010/wordprocessingInk" xmlns:wne="http://schemas.microsoft.com/office/word/2006/wordml" xmlns:wps="http://schemas.microsoft.com/office/word/2010/wordprocessingShape" mc:Ignorable="w14 w15 w16se w16cid w16 w16cex w16sdtdh w16sdtfl w16du wp14">
+<w:numbering xmlns:wpc="http://schemas.microsoft.com/office/word/2010/wordprocessingCanvas" xmlns:cx="http://schemas.microsoft.com/office/drawing/2014/chartex" xmlns:cx1="http://schemas.microsoft.com/office/drawing/2015/9/8/chartex" xmlns:cx2="http://schemas.microsoft.com/office/drawing/2015/10/21/chartex" xmlns:cx3="http://schemas.microsoft.com/office/drawing/2016/5/9/chartex" xmlns:cx4="http://schemas.microsoft.com/office/drawing/2016/5/10/chartex" xmlns:cx5="http://schemas.microsoft.com/office/drawing/2016/5/11/chartex" xmlns:cx6="http://schemas.microsoft.com/office/drawing/2016/5/12/chartex" xmlns:cx7="http://schemas.microsoft.com/office/drawing/2016/5/13/chartex" xmlns:cx8="http://schemas.microsoft.com/office/drawing/2016/5/14/chartex" xmlns:mc="http://schemas.openxmlformats.org/markup-compatibility/2006" xmlns:aink="http://schemas.microsoft.com/office/drawing/2016/ink" xmlns:am3d="http://schemas.microsoft.com/office/drawing/2017/model3d" xmlns:o="urn:schemas-microsoft-com:office:office" xmlns:r="http://schemas.openxmlformats.org/officeDocument/2006/relationships" xmlns:m="http://schemas.openxmlformats.org/officeDocument/2006/math" xmlns:v="urn:schemas-microsoft-com:vml" xmlns:wp14="http://schemas.microsoft.com/office/word/2010/wordprocessingDrawing" xmlns:wp="http://schemas.openxmlformats.org/drawingml/2006/wordprocessingDrawing" xmlns:w10="urn:schemas-microsoft-com:office:word" xmlns:w="http://schemas.openxmlformats.org/wordprocessingml/2006/main" xmlns:w14="http://schemas.microsoft.com/office/word/2010/wordml" xmlns:w15="http://schemas.microsoft.com/office/word/2012/wordml" xmlns:w16cex="http://schemas.microsoft.com/office/word/2018/wordml/cex" xmlns:w16cid="http://schemas.microsoft.com/office/word/2016/wordml/cid" xmlns:w16="http://schemas.microsoft.com/office/word/2018/wordml" xmlns:w16sdtdh="http://schemas.microsoft.com/office/word/2020/wordml/sdtdatahash" xmlns:w16se="http://schemas.microsoft.com/office/word/2015/wordml/symex" xmlns:wpg="http://schemas.microsoft.com/office/word/2010/wordprocessingGroup" xmlns:wpi="http://schemas.microsoft.com/office/word/2010/wordprocessingInk" xmlns:wne="http://schemas.microsoft.com/office/word/2006/wordml" xmlns:wps="http://schemas.microsoft.com/office/word/2010/wordprocessingShape" mc:Ignorable="w14 w15 w16se w16cid w16 w16cex w16sdtdh wp14">
   <w:abstractNum w:abstractNumId="0" w15:restartNumberingAfterBreak="0">
     <w:nsid w:val="FFFFFF7C"/>
     <w:multiLevelType w:val="singleLevel"/>
@@ -713,7 +565,7 @@
     <w:lvl w:ilvl="0">
       <w:start w:val="1"/>
       <w:numFmt w:val="decimal"/>
-      <w:pStyle w:val="ListNumber3"/>
+      <w:pStyle w:val="Listaconnmeros3"/>
       <w:lvlText w:val="%1."/>
       <w:lvlJc w:val="left"/>
       <w:pPr>
@@ -731,7 +583,7 @@
     <w:lvl w:ilvl="0">
       <w:start w:val="1"/>
       <w:numFmt w:val="decimal"/>
-      <w:pStyle w:val="ListNumber2"/>
+      <w:pStyle w:val="Listaconnmeros2"/>
       <w:lvlText w:val="%1."/>
       <w:lvlJc w:val="left"/>
       <w:pPr>
@@ -769,7 +621,7 @@
     <w:lvl w:ilvl="0">
       <w:start w:val="1"/>
       <w:numFmt w:val="bullet"/>
-      <w:pStyle w:val="ListBullet3"/>
+      <w:pStyle w:val="Listaconvietas3"/>
       <w:lvlText w:val=""/>
       <w:lvlJc w:val="left"/>
       <w:pPr>
@@ -790,7 +642,7 @@
     <w:lvl w:ilvl="0">
       <w:start w:val="1"/>
       <w:numFmt w:val="bullet"/>
-      <w:pStyle w:val="ListBullet2"/>
+      <w:pStyle w:val="Listaconvietas2"/>
       <w:lvlText w:val=""/>
       <w:lvlJc w:val="left"/>
       <w:pPr>
@@ -811,7 +663,7 @@
     <w:lvl w:ilvl="0">
       <w:start w:val="1"/>
       <w:numFmt w:val="decimal"/>
-      <w:pStyle w:val="ListNumber"/>
+      <w:pStyle w:val="Listaconnmeros"/>
       <w:lvlText w:val="%1."/>
       <w:lvlJc w:val="left"/>
       <w:pPr>
@@ -829,7 +681,7 @@
     <w:lvl w:ilvl="0">
       <w:start w:val="1"/>
       <w:numFmt w:val="bullet"/>
-      <w:pStyle w:val="ListBullet"/>
+      <w:pStyle w:val="Listaconvietas"/>
       <w:lvlText w:val=""/>
       <w:lvlJc w:val="left"/>
       <w:pPr>
@@ -843,38 +695,38 @@
       </w:rPr>
     </w:lvl>
   </w:abstractNum>
-  <w:num w:numId="1" w16cid:durableId="1466121483">
+  <w:num w:numId="1">
     <w:abstractNumId w:val="8"/>
   </w:num>
-  <w:num w:numId="2" w16cid:durableId="1925065686">
+  <w:num w:numId="2">
     <w:abstractNumId w:val="6"/>
   </w:num>
-  <w:num w:numId="3" w16cid:durableId="1127552110">
+  <w:num w:numId="3">
     <w:abstractNumId w:val="5"/>
   </w:num>
-  <w:num w:numId="4" w16cid:durableId="215360067">
+  <w:num w:numId="4">
     <w:abstractNumId w:val="4"/>
   </w:num>
-  <w:num w:numId="5" w16cid:durableId="1132677201">
+  <w:num w:numId="5">
     <w:abstractNumId w:val="7"/>
   </w:num>
-  <w:num w:numId="6" w16cid:durableId="1553347305">
+  <w:num w:numId="6">
     <w:abstractNumId w:val="3"/>
   </w:num>
-  <w:num w:numId="7" w16cid:durableId="42751643">
+  <w:num w:numId="7">
     <w:abstractNumId w:val="2"/>
   </w:num>
-  <w:num w:numId="8" w16cid:durableId="842620637">
+  <w:num w:numId="8">
     <w:abstractNumId w:val="1"/>
   </w:num>
-  <w:num w:numId="9" w16cid:durableId="1874003031">
+  <w:num w:numId="9">
     <w:abstractNumId w:val="0"/>
   </w:num>
 </w:numbering>
 </file>
 
 <file path=word/styles.xml><?xml version="1.0" encoding="utf-8"?>
-<w:styles xmlns:mc="http://schemas.openxmlformats.org/markup-compatibility/2006" xmlns:r="http://schemas.openxmlformats.org/officeDocument/2006/relationships" xmlns:w="http://schemas.openxmlformats.org/wordprocessingml/2006/main" xmlns:w14="http://schemas.microsoft.com/office/word/2010/wordml" xmlns:w15="http://schemas.microsoft.com/office/word/2012/wordml" xmlns:w16cex="http://schemas.microsoft.com/office/word/2018/wordml/cex" xmlns:w16cid="http://schemas.microsoft.com/office/word/2016/wordml/cid" xmlns:w16="http://schemas.microsoft.com/office/word/2018/wordml" xmlns:w16du="http://schemas.microsoft.com/office/word/2023/wordml/word16du" xmlns:w16sdtdh="http://schemas.microsoft.com/office/word/2020/wordml/sdtdatahash" xmlns:w16sdtfl="http://schemas.microsoft.com/office/word/2024/wordml/sdtformatlock" xmlns:w16se="http://schemas.microsoft.com/office/word/2015/wordml/symex" mc:Ignorable="w14 w15 w16se w16cid w16 w16cex w16sdtdh w16sdtfl w16du">
+<w:styles xmlns:mc="http://schemas.openxmlformats.org/markup-compatibility/2006" xmlns:r="http://schemas.openxmlformats.org/officeDocument/2006/relationships" xmlns:w="http://schemas.openxmlformats.org/wordprocessingml/2006/main" xmlns:w14="http://schemas.microsoft.com/office/word/2010/wordml" xmlns:w15="http://schemas.microsoft.com/office/word/2012/wordml" xmlns:w16cex="http://schemas.microsoft.com/office/word/2018/wordml/cex" xmlns:w16cid="http://schemas.microsoft.com/office/word/2016/wordml/cid" xmlns:w16="http://schemas.microsoft.com/office/word/2018/wordml" xmlns:w16sdtdh="http://schemas.microsoft.com/office/word/2020/wordml/sdtdatahash" xmlns:w16se="http://schemas.microsoft.com/office/word/2015/wordml/symex" mc:Ignorable="w14 w15 w16se w16cid w16 w16cex w16sdtdh">
   <w:docDefaults>
     <w:rPrDefault>
       <w:rPr>
@@ -1267,11 +1119,11 @@
       <w:rFonts w:ascii="Arial" w:hAnsi="Arial"/>
     </w:rPr>
   </w:style>
-  <w:style w:type="paragraph" w:styleId="Heading1">
+  <w:style w:type="paragraph" w:styleId="Ttulo1">
     <w:name w:val="heading 1"/>
     <w:basedOn w:val="Normal"/>
     <w:next w:val="Normal"/>
-    <w:link w:val="Heading1Char"/>
+    <w:link w:val="Ttulo1Car"/>
     <w:uiPriority w:val="9"/>
     <w:qFormat/>
     <w:rsid w:val="00FC693F"/>
@@ -1290,11 +1142,11 @@
       <w:szCs w:val="28"/>
     </w:rPr>
   </w:style>
-  <w:style w:type="paragraph" w:styleId="Heading2">
+  <w:style w:type="paragraph" w:styleId="Ttulo2">
     <w:name w:val="heading 2"/>
     <w:basedOn w:val="Normal"/>
     <w:next w:val="Normal"/>
-    <w:link w:val="Heading2Char"/>
+    <w:link w:val="Ttulo2Car"/>
     <w:uiPriority w:val="9"/>
     <w:unhideWhenUsed/>
     <w:qFormat/>
@@ -1314,11 +1166,11 @@
       <w:szCs w:val="26"/>
     </w:rPr>
   </w:style>
-  <w:style w:type="paragraph" w:styleId="Heading3">
+  <w:style w:type="paragraph" w:styleId="Ttulo3">
     <w:name w:val="heading 3"/>
     <w:basedOn w:val="Normal"/>
     <w:next w:val="Normal"/>
-    <w:link w:val="Heading3Char"/>
+    <w:link w:val="Ttulo3Car"/>
     <w:uiPriority w:val="9"/>
     <w:unhideWhenUsed/>
     <w:qFormat/>
@@ -1336,11 +1188,11 @@
       <w:color w:val="4F81BD" w:themeColor="accent1"/>
     </w:rPr>
   </w:style>
-  <w:style w:type="paragraph" w:styleId="Heading4">
+  <w:style w:type="paragraph" w:styleId="Ttulo4">
     <w:name w:val="heading 4"/>
     <w:basedOn w:val="Normal"/>
     <w:next w:val="Normal"/>
-    <w:link w:val="Heading4Char"/>
+    <w:link w:val="Ttulo4Car"/>
     <w:uiPriority w:val="9"/>
     <w:semiHidden/>
     <w:unhideWhenUsed/>
@@ -1361,11 +1213,11 @@
       <w:color w:val="4F81BD" w:themeColor="accent1"/>
     </w:rPr>
   </w:style>
-  <w:style w:type="paragraph" w:styleId="Heading5">
+  <w:style w:type="paragraph" w:styleId="Ttulo5">
     <w:name w:val="heading 5"/>
     <w:basedOn w:val="Normal"/>
     <w:next w:val="Normal"/>
-    <w:link w:val="Heading5Char"/>
+    <w:link w:val="Ttulo5Car"/>
     <w:uiPriority w:val="9"/>
     <w:semiHidden/>
     <w:unhideWhenUsed/>
@@ -1382,11 +1234,11 @@
       <w:color w:val="243F60" w:themeColor="accent1" w:themeShade="7F"/>
     </w:rPr>
   </w:style>
-  <w:style w:type="paragraph" w:styleId="Heading6">
+  <w:style w:type="paragraph" w:styleId="Ttulo6">
     <w:name w:val="heading 6"/>
     <w:basedOn w:val="Normal"/>
     <w:next w:val="Normal"/>
-    <w:link w:val="Heading6Char"/>
+    <w:link w:val="Ttulo6Car"/>
     <w:uiPriority w:val="9"/>
     <w:semiHidden/>
     <w:unhideWhenUsed/>
@@ -1405,11 +1257,11 @@
       <w:color w:val="243F60" w:themeColor="accent1" w:themeShade="7F"/>
     </w:rPr>
   </w:style>
-  <w:style w:type="paragraph" w:styleId="Heading7">
+  <w:style w:type="paragraph" w:styleId="Ttulo7">
     <w:name w:val="heading 7"/>
     <w:basedOn w:val="Normal"/>
     <w:next w:val="Normal"/>
-    <w:link w:val="Heading7Char"/>
+    <w:link w:val="Ttulo7Car"/>
     <w:uiPriority w:val="9"/>
     <w:semiHidden/>
     <w:unhideWhenUsed/>
@@ -1428,11 +1280,11 @@
       <w:color w:val="404040" w:themeColor="text1" w:themeTint="BF"/>
     </w:rPr>
   </w:style>
-  <w:style w:type="paragraph" w:styleId="Heading8">
+  <w:style w:type="paragraph" w:styleId="Ttulo8">
     <w:name w:val="heading 8"/>
     <w:basedOn w:val="Normal"/>
     <w:next w:val="Normal"/>
-    <w:link w:val="Heading8Char"/>
+    <w:link w:val="Ttulo8Car"/>
     <w:uiPriority w:val="9"/>
     <w:semiHidden/>
     <w:unhideWhenUsed/>
@@ -1451,11 +1303,11 @@
       <w:szCs w:val="20"/>
     </w:rPr>
   </w:style>
-  <w:style w:type="paragraph" w:styleId="Heading9">
+  <w:style w:type="paragraph" w:styleId="Ttulo9">
     <w:name w:val="heading 9"/>
     <w:basedOn w:val="Normal"/>
     <w:next w:val="Normal"/>
-    <w:link w:val="Heading9Char"/>
+    <w:link w:val="Ttulo9Car"/>
     <w:uiPriority w:val="9"/>
     <w:semiHidden/>
     <w:unhideWhenUsed/>
@@ -1476,12 +1328,13 @@
       <w:szCs w:val="20"/>
     </w:rPr>
   </w:style>
-  <w:style w:type="character" w:default="1" w:styleId="DefaultParagraphFont">
+  <w:style w:type="character" w:default="1" w:styleId="Fuentedeprrafopredeter">
     <w:name w:val="Default Paragraph Font"/>
     <w:uiPriority w:val="1"/>
+    <w:semiHidden/>
     <w:unhideWhenUsed/>
   </w:style>
-  <w:style w:type="table" w:default="1" w:styleId="TableNormal">
+  <w:style w:type="table" w:default="1" w:styleId="Tablanormal">
     <w:name w:val="Normal Table"/>
     <w:uiPriority w:val="99"/>
     <w:semiHidden/>
@@ -1496,16 +1349,16 @@
       </w:tblCellMar>
     </w:tblPr>
   </w:style>
-  <w:style w:type="numbering" w:default="1" w:styleId="NoList">
+  <w:style w:type="numbering" w:default="1" w:styleId="Sinlista">
     <w:name w:val="No List"/>
     <w:uiPriority w:val="99"/>
     <w:semiHidden/>
     <w:unhideWhenUsed/>
   </w:style>
-  <w:style w:type="paragraph" w:styleId="Header">
+  <w:style w:type="paragraph" w:styleId="Encabezado">
     <w:name w:val="header"/>
     <w:basedOn w:val="Normal"/>
-    <w:link w:val="HeaderChar"/>
+    <w:link w:val="EncabezadoCar"/>
     <w:uiPriority w:val="99"/>
     <w:unhideWhenUsed/>
     <w:rsid w:val="00E618BF"/>
@@ -1517,17 +1370,17 @@
       <w:spacing w:after="0" w:line="240" w:lineRule="auto"/>
     </w:pPr>
   </w:style>
-  <w:style w:type="character" w:customStyle="1" w:styleId="HeaderChar">
-    <w:name w:val="Header Char"/>
-    <w:basedOn w:val="DefaultParagraphFont"/>
-    <w:link w:val="Header"/>
+  <w:style w:type="character" w:customStyle="1" w:styleId="EncabezadoCar">
+    <w:name w:val="Encabezado Car"/>
+    <w:basedOn w:val="Fuentedeprrafopredeter"/>
+    <w:link w:val="Encabezado"/>
     <w:uiPriority w:val="99"/>
     <w:rsid w:val="00E618BF"/>
   </w:style>
-  <w:style w:type="paragraph" w:styleId="Footer">
+  <w:style w:type="paragraph" w:styleId="Piedepgina">
     <w:name w:val="footer"/>
     <w:basedOn w:val="Normal"/>
-    <w:link w:val="FooterChar"/>
+    <w:link w:val="PiedepginaCar"/>
     <w:uiPriority w:val="99"/>
     <w:unhideWhenUsed/>
     <w:rsid w:val="00E618BF"/>
@@ -1539,14 +1392,14 @@
       <w:spacing w:after="0" w:line="240" w:lineRule="auto"/>
     </w:pPr>
   </w:style>
-  <w:style w:type="character" w:customStyle="1" w:styleId="FooterChar">
-    <w:name w:val="Footer Char"/>
-    <w:basedOn w:val="DefaultParagraphFont"/>
-    <w:link w:val="Footer"/>
+  <w:style w:type="character" w:customStyle="1" w:styleId="PiedepginaCar">
+    <w:name w:val="Pie de página Car"/>
+    <w:basedOn w:val="Fuentedeprrafopredeter"/>
+    <w:link w:val="Piedepgina"/>
     <w:uiPriority w:val="99"/>
     <w:rsid w:val="00E618BF"/>
   </w:style>
-  <w:style w:type="paragraph" w:styleId="NoSpacing">
+  <w:style w:type="paragraph" w:styleId="Sinespaciado">
     <w:name w:val="No Spacing"/>
     <w:uiPriority w:val="1"/>
     <w:qFormat/>
@@ -1555,10 +1408,10 @@
       <w:spacing w:after="0" w:line="240" w:lineRule="auto"/>
     </w:pPr>
   </w:style>
-  <w:style w:type="character" w:customStyle="1" w:styleId="Heading1Char">
-    <w:name w:val="Heading 1 Char"/>
-    <w:basedOn w:val="DefaultParagraphFont"/>
-    <w:link w:val="Heading1"/>
+  <w:style w:type="character" w:customStyle="1" w:styleId="Ttulo1Car">
+    <w:name w:val="Título 1 Car"/>
+    <w:basedOn w:val="Fuentedeprrafopredeter"/>
+    <w:link w:val="Ttulo1"/>
     <w:uiPriority w:val="9"/>
     <w:rsid w:val="00FC693F"/>
     <w:rPr>
@@ -1570,10 +1423,10 @@
       <w:szCs w:val="28"/>
     </w:rPr>
   </w:style>
-  <w:style w:type="character" w:customStyle="1" w:styleId="Heading2Char">
-    <w:name w:val="Heading 2 Char"/>
-    <w:basedOn w:val="DefaultParagraphFont"/>
-    <w:link w:val="Heading2"/>
+  <w:style w:type="character" w:customStyle="1" w:styleId="Ttulo2Car">
+    <w:name w:val="Título 2 Car"/>
+    <w:basedOn w:val="Fuentedeprrafopredeter"/>
+    <w:link w:val="Ttulo2"/>
     <w:uiPriority w:val="9"/>
     <w:rsid w:val="00FC693F"/>
     <w:rPr>
@@ -1585,10 +1438,10 @@
       <w:szCs w:val="26"/>
     </w:rPr>
   </w:style>
-  <w:style w:type="character" w:customStyle="1" w:styleId="Heading3Char">
-    <w:name w:val="Heading 3 Char"/>
-    <w:basedOn w:val="DefaultParagraphFont"/>
-    <w:link w:val="Heading3"/>
+  <w:style w:type="character" w:customStyle="1" w:styleId="Ttulo3Car">
+    <w:name w:val="Título 3 Car"/>
+    <w:basedOn w:val="Fuentedeprrafopredeter"/>
+    <w:link w:val="Ttulo3"/>
     <w:uiPriority w:val="9"/>
     <w:rsid w:val="00FC693F"/>
     <w:rPr>
@@ -1598,11 +1451,11 @@
       <w:color w:val="4F81BD" w:themeColor="accent1"/>
     </w:rPr>
   </w:style>
-  <w:style w:type="paragraph" w:styleId="Title">
+  <w:style w:type="paragraph" w:styleId="Ttulo">
     <w:name w:val="Title"/>
     <w:basedOn w:val="Normal"/>
     <w:next w:val="Normal"/>
-    <w:link w:val="TitleChar"/>
+    <w:link w:val="TtuloCar"/>
     <w:uiPriority w:val="10"/>
     <w:qFormat/>
     <w:rsid w:val="00FC693F"/>
@@ -1622,10 +1475,10 @@
       <w:szCs w:val="52"/>
     </w:rPr>
   </w:style>
-  <w:style w:type="character" w:customStyle="1" w:styleId="TitleChar">
-    <w:name w:val="Title Char"/>
-    <w:basedOn w:val="DefaultParagraphFont"/>
-    <w:link w:val="Title"/>
+  <w:style w:type="character" w:customStyle="1" w:styleId="TtuloCar">
+    <w:name w:val="Título Car"/>
+    <w:basedOn w:val="Fuentedeprrafopredeter"/>
+    <w:link w:val="Ttulo"/>
     <w:uiPriority w:val="10"/>
     <w:rsid w:val="00FC693F"/>
     <w:rPr>
@@ -1637,11 +1490,11 @@
       <w:szCs w:val="52"/>
     </w:rPr>
   </w:style>
-  <w:style w:type="paragraph" w:styleId="Subtitle">
+  <w:style w:type="paragraph" w:styleId="Subttulo">
     <w:name w:val="Subtitle"/>
     <w:basedOn w:val="Normal"/>
     <w:next w:val="Normal"/>
-    <w:link w:val="SubtitleChar"/>
+    <w:link w:val="SubttuloCar"/>
     <w:uiPriority w:val="11"/>
     <w:qFormat/>
     <w:rsid w:val="00FC693F"/>
@@ -1660,10 +1513,10 @@
       <w:szCs w:val="24"/>
     </w:rPr>
   </w:style>
-  <w:style w:type="character" w:customStyle="1" w:styleId="SubtitleChar">
-    <w:name w:val="Subtitle Char"/>
-    <w:basedOn w:val="DefaultParagraphFont"/>
-    <w:link w:val="Subtitle"/>
+  <w:style w:type="character" w:customStyle="1" w:styleId="SubttuloCar">
+    <w:name w:val="Subtítulo Car"/>
+    <w:basedOn w:val="Fuentedeprrafopredeter"/>
+    <w:link w:val="Subttulo"/>
     <w:uiPriority w:val="11"/>
     <w:rsid w:val="00FC693F"/>
     <w:rPr>
@@ -1676,7 +1529,7 @@
       <w:szCs w:val="24"/>
     </w:rPr>
   </w:style>
-  <w:style w:type="paragraph" w:styleId="ListParagraph">
+  <w:style w:type="paragraph" w:styleId="Prrafodelista">
     <w:name w:val="List Paragraph"/>
     <w:basedOn w:val="Normal"/>
     <w:uiPriority w:val="34"/>
@@ -1687,10 +1540,10 @@
       <w:contextualSpacing/>
     </w:pPr>
   </w:style>
-  <w:style w:type="paragraph" w:styleId="BodyText">
+  <w:style w:type="paragraph" w:styleId="Textoindependiente">
     <w:name w:val="Body Text"/>
     <w:basedOn w:val="Normal"/>
-    <w:link w:val="BodyTextChar"/>
+    <w:link w:val="TextoindependienteCar"/>
     <w:uiPriority w:val="99"/>
     <w:unhideWhenUsed/>
     <w:rsid w:val="00AA1D8D"/>
@@ -1698,17 +1551,17 @@
       <w:spacing w:after="120"/>
     </w:pPr>
   </w:style>
-  <w:style w:type="character" w:customStyle="1" w:styleId="BodyTextChar">
-    <w:name w:val="Body Text Char"/>
-    <w:basedOn w:val="DefaultParagraphFont"/>
-    <w:link w:val="BodyText"/>
+  <w:style w:type="character" w:customStyle="1" w:styleId="TextoindependienteCar">
+    <w:name w:val="Texto independiente Car"/>
+    <w:basedOn w:val="Fuentedeprrafopredeter"/>
+    <w:link w:val="Textoindependiente"/>
     <w:uiPriority w:val="99"/>
     <w:rsid w:val="00AA1D8D"/>
   </w:style>
-  <w:style w:type="paragraph" w:styleId="BodyText2">
+  <w:style w:type="paragraph" w:styleId="Textoindependiente2">
     <w:name w:val="Body Text 2"/>
     <w:basedOn w:val="Normal"/>
-    <w:link w:val="BodyText2Char"/>
+    <w:link w:val="Textoindependiente2Car"/>
     <w:uiPriority w:val="99"/>
     <w:unhideWhenUsed/>
     <w:rsid w:val="00AA1D8D"/>
@@ -1716,17 +1569,17 @@
       <w:spacing w:after="120" w:line="480" w:lineRule="auto"/>
     </w:pPr>
   </w:style>
-  <w:style w:type="character" w:customStyle="1" w:styleId="BodyText2Char">
-    <w:name w:val="Body Text 2 Char"/>
-    <w:basedOn w:val="DefaultParagraphFont"/>
-    <w:link w:val="BodyText2"/>
+  <w:style w:type="character" w:customStyle="1" w:styleId="Textoindependiente2Car">
+    <w:name w:val="Texto independiente 2 Car"/>
+    <w:basedOn w:val="Fuentedeprrafopredeter"/>
+    <w:link w:val="Textoindependiente2"/>
     <w:uiPriority w:val="99"/>
     <w:rsid w:val="00AA1D8D"/>
   </w:style>
-  <w:style w:type="paragraph" w:styleId="BodyText3">
+  <w:style w:type="paragraph" w:styleId="Textoindependiente3">
     <w:name w:val="Body Text 3"/>
     <w:basedOn w:val="Normal"/>
-    <w:link w:val="BodyText3Char"/>
+    <w:link w:val="Textoindependiente3Car"/>
     <w:uiPriority w:val="99"/>
     <w:unhideWhenUsed/>
     <w:rsid w:val="00AA1D8D"/>
@@ -1738,10 +1591,10 @@
       <w:szCs w:val="16"/>
     </w:rPr>
   </w:style>
-  <w:style w:type="character" w:customStyle="1" w:styleId="BodyText3Char">
-    <w:name w:val="Body Text 3 Char"/>
-    <w:basedOn w:val="DefaultParagraphFont"/>
-    <w:link w:val="BodyText3"/>
+  <w:style w:type="character" w:customStyle="1" w:styleId="Textoindependiente3Car">
+    <w:name w:val="Texto independiente 3 Car"/>
+    <w:basedOn w:val="Fuentedeprrafopredeter"/>
+    <w:link w:val="Textoindependiente3"/>
     <w:uiPriority w:val="99"/>
     <w:rsid w:val="00AA1D8D"/>
     <w:rPr>
@@ -1749,7 +1602,7 @@
       <w:szCs w:val="16"/>
     </w:rPr>
   </w:style>
-  <w:style w:type="paragraph" w:styleId="List">
+  <w:style w:type="paragraph" w:styleId="Lista">
     <w:name w:val="List"/>
     <w:basedOn w:val="Normal"/>
     <w:uiPriority w:val="99"/>
@@ -1760,7 +1613,7 @@
       <w:contextualSpacing/>
     </w:pPr>
   </w:style>
-  <w:style w:type="paragraph" w:styleId="List2">
+  <w:style w:type="paragraph" w:styleId="Lista2">
     <w:name w:val="List 2"/>
     <w:basedOn w:val="Normal"/>
     <w:uiPriority w:val="99"/>
@@ -1771,7 +1624,7 @@
       <w:contextualSpacing/>
     </w:pPr>
   </w:style>
-  <w:style w:type="paragraph" w:styleId="List3">
+  <w:style w:type="paragraph" w:styleId="Lista3">
     <w:name w:val="List 3"/>
     <w:basedOn w:val="Normal"/>
     <w:uiPriority w:val="99"/>
@@ -1782,7 +1635,7 @@
       <w:contextualSpacing/>
     </w:pPr>
   </w:style>
-  <w:style w:type="paragraph" w:styleId="ListBullet">
+  <w:style w:type="paragraph" w:styleId="Listaconvietas">
     <w:name w:val="List Bullet"/>
     <w:basedOn w:val="Normal"/>
     <w:uiPriority w:val="99"/>
@@ -1795,7 +1648,7 @@
       <w:contextualSpacing/>
     </w:pPr>
   </w:style>
-  <w:style w:type="paragraph" w:styleId="ListBullet2">
+  <w:style w:type="paragraph" w:styleId="Listaconvietas2">
     <w:name w:val="List Bullet 2"/>
     <w:basedOn w:val="Normal"/>
     <w:uiPriority w:val="99"/>
@@ -1808,7 +1661,7 @@
       <w:contextualSpacing/>
     </w:pPr>
   </w:style>
-  <w:style w:type="paragraph" w:styleId="ListBullet3">
+  <w:style w:type="paragraph" w:styleId="Listaconvietas3">
     <w:name w:val="List Bullet 3"/>
     <w:basedOn w:val="Normal"/>
     <w:uiPriority w:val="99"/>
@@ -1821,7 +1674,7 @@
       <w:contextualSpacing/>
     </w:pPr>
   </w:style>
-  <w:style w:type="paragraph" w:styleId="ListNumber">
+  <w:style w:type="paragraph" w:styleId="Listaconnmeros">
     <w:name w:val="List Number"/>
     <w:basedOn w:val="Normal"/>
     <w:uiPriority w:val="99"/>
@@ -1834,7 +1687,7 @@
       <w:contextualSpacing/>
     </w:pPr>
   </w:style>
-  <w:style w:type="paragraph" w:styleId="ListNumber2">
+  <w:style w:type="paragraph" w:styleId="Listaconnmeros2">
     <w:name w:val="List Number 2"/>
     <w:basedOn w:val="Normal"/>
     <w:uiPriority w:val="99"/>
@@ -1847,7 +1700,7 @@
       <w:contextualSpacing/>
     </w:pPr>
   </w:style>
-  <w:style w:type="paragraph" w:styleId="ListNumber3">
+  <w:style w:type="paragraph" w:styleId="Listaconnmeros3">
     <w:name w:val="List Number 3"/>
     <w:basedOn w:val="Normal"/>
     <w:uiPriority w:val="99"/>
@@ -1860,7 +1713,7 @@
       <w:contextualSpacing/>
     </w:pPr>
   </w:style>
-  <w:style w:type="paragraph" w:styleId="ListContinue">
+  <w:style w:type="paragraph" w:styleId="Continuarlista">
     <w:name w:val="List Continue"/>
     <w:basedOn w:val="Normal"/>
     <w:uiPriority w:val="99"/>
@@ -1872,7 +1725,7 @@
       <w:contextualSpacing/>
     </w:pPr>
   </w:style>
-  <w:style w:type="paragraph" w:styleId="ListContinue2">
+  <w:style w:type="paragraph" w:styleId="Continuarlista2">
     <w:name w:val="List Continue 2"/>
     <w:basedOn w:val="Normal"/>
     <w:uiPriority w:val="99"/>
@@ -1884,7 +1737,7 @@
       <w:contextualSpacing/>
     </w:pPr>
   </w:style>
-  <w:style w:type="paragraph" w:styleId="ListContinue3">
+  <w:style w:type="paragraph" w:styleId="Continuarlista3">
     <w:name w:val="List Continue 3"/>
     <w:basedOn w:val="Normal"/>
     <w:uiPriority w:val="99"/>
@@ -1896,9 +1749,9 @@
       <w:contextualSpacing/>
     </w:pPr>
   </w:style>
-  <w:style w:type="paragraph" w:styleId="MacroText">
+  <w:style w:type="paragraph" w:styleId="Textomacro">
     <w:name w:val="macro"/>
-    <w:link w:val="MacroTextChar"/>
+    <w:link w:val="TextomacroCar"/>
     <w:uiPriority w:val="99"/>
     <w:unhideWhenUsed/>
     <w:rsid w:val="0029639D"/>
@@ -1919,10 +1772,10 @@
       <w:szCs w:val="20"/>
     </w:rPr>
   </w:style>
-  <w:style w:type="character" w:customStyle="1" w:styleId="MacroTextChar">
-    <w:name w:val="Macro Text Char"/>
-    <w:basedOn w:val="DefaultParagraphFont"/>
-    <w:link w:val="MacroText"/>
+  <w:style w:type="character" w:customStyle="1" w:styleId="TextomacroCar">
+    <w:name w:val="Texto macro Car"/>
+    <w:basedOn w:val="Fuentedeprrafopredeter"/>
+    <w:link w:val="Textomacro"/>
     <w:uiPriority w:val="99"/>
     <w:rsid w:val="0029639D"/>
     <w:rPr>
@@ -1931,11 +1784,11 @@
       <w:szCs w:val="20"/>
     </w:rPr>
   </w:style>
-  <w:style w:type="paragraph" w:styleId="Quote">
+  <w:style w:type="paragraph" w:styleId="Cita">
     <w:name w:val="Quote"/>
     <w:basedOn w:val="Normal"/>
     <w:next w:val="Normal"/>
-    <w:link w:val="QuoteChar"/>
+    <w:link w:val="CitaCar"/>
     <w:uiPriority w:val="29"/>
     <w:qFormat/>
     <w:rsid w:val="00FC693F"/>
@@ -1945,10 +1798,10 @@
       <w:color w:val="000000" w:themeColor="text1"/>
     </w:rPr>
   </w:style>
-  <w:style w:type="character" w:customStyle="1" w:styleId="QuoteChar">
-    <w:name w:val="Quote Char"/>
-    <w:basedOn w:val="DefaultParagraphFont"/>
-    <w:link w:val="Quote"/>
+  <w:style w:type="character" w:customStyle="1" w:styleId="CitaCar">
+    <w:name w:val="Cita Car"/>
+    <w:basedOn w:val="Fuentedeprrafopredeter"/>
+    <w:link w:val="Cita"/>
     <w:uiPriority w:val="29"/>
     <w:rsid w:val="00FC693F"/>
     <w:rPr>
@@ -1957,10 +1810,10 @@
       <w:color w:val="000000" w:themeColor="text1"/>
     </w:rPr>
   </w:style>
-  <w:style w:type="character" w:customStyle="1" w:styleId="Heading4Char">
-    <w:name w:val="Heading 4 Char"/>
-    <w:basedOn w:val="DefaultParagraphFont"/>
-    <w:link w:val="Heading4"/>
+  <w:style w:type="character" w:customStyle="1" w:styleId="Ttulo4Car">
+    <w:name w:val="Título 4 Car"/>
+    <w:basedOn w:val="Fuentedeprrafopredeter"/>
+    <w:link w:val="Ttulo4"/>
     <w:uiPriority w:val="9"/>
     <w:semiHidden/>
     <w:rsid w:val="00FC693F"/>
@@ -1973,10 +1826,10 @@
       <w:color w:val="4F81BD" w:themeColor="accent1"/>
     </w:rPr>
   </w:style>
-  <w:style w:type="character" w:customStyle="1" w:styleId="Heading5Char">
-    <w:name w:val="Heading 5 Char"/>
-    <w:basedOn w:val="DefaultParagraphFont"/>
-    <w:link w:val="Heading5"/>
+  <w:style w:type="character" w:customStyle="1" w:styleId="Ttulo5Car">
+    <w:name w:val="Título 5 Car"/>
+    <w:basedOn w:val="Fuentedeprrafopredeter"/>
+    <w:link w:val="Ttulo5"/>
     <w:uiPriority w:val="9"/>
     <w:semiHidden/>
     <w:rsid w:val="00FC693F"/>
@@ -1985,10 +1838,10 @@
       <w:color w:val="243F60" w:themeColor="accent1" w:themeShade="7F"/>
     </w:rPr>
   </w:style>
-  <w:style w:type="character" w:customStyle="1" w:styleId="Heading6Char">
-    <w:name w:val="Heading 6 Char"/>
-    <w:basedOn w:val="DefaultParagraphFont"/>
-    <w:link w:val="Heading6"/>
+  <w:style w:type="character" w:customStyle="1" w:styleId="Ttulo6Car">
+    <w:name w:val="Título 6 Car"/>
+    <w:basedOn w:val="Fuentedeprrafopredeter"/>
+    <w:link w:val="Ttulo6"/>
     <w:uiPriority w:val="9"/>
     <w:semiHidden/>
     <w:rsid w:val="00FC693F"/>
@@ -1999,10 +1852,10 @@
       <w:color w:val="243F60" w:themeColor="accent1" w:themeShade="7F"/>
     </w:rPr>
   </w:style>
-  <w:style w:type="character" w:customStyle="1" w:styleId="Heading7Char">
-    <w:name w:val="Heading 7 Char"/>
-    <w:basedOn w:val="DefaultParagraphFont"/>
-    <w:link w:val="Heading7"/>
+  <w:style w:type="character" w:customStyle="1" w:styleId="Ttulo7Car">
+    <w:name w:val="Título 7 Car"/>
+    <w:basedOn w:val="Fuentedeprrafopredeter"/>
+    <w:link w:val="Ttulo7"/>
     <w:uiPriority w:val="9"/>
     <w:semiHidden/>
     <w:rsid w:val="00FC693F"/>
@@ -2013,10 +1866,10 @@
       <w:color w:val="404040" w:themeColor="text1" w:themeTint="BF"/>
     </w:rPr>
   </w:style>
-  <w:style w:type="character" w:customStyle="1" w:styleId="Heading8Char">
-    <w:name w:val="Heading 8 Char"/>
-    <w:basedOn w:val="DefaultParagraphFont"/>
-    <w:link w:val="Heading8"/>
+  <w:style w:type="character" w:customStyle="1" w:styleId="Ttulo8Car">
+    <w:name w:val="Título 8 Car"/>
+    <w:basedOn w:val="Fuentedeprrafopredeter"/>
+    <w:link w:val="Ttulo8"/>
     <w:uiPriority w:val="9"/>
     <w:semiHidden/>
     <w:rsid w:val="00FC693F"/>
@@ -2027,10 +1880,10 @@
       <w:szCs w:val="20"/>
     </w:rPr>
   </w:style>
-  <w:style w:type="character" w:customStyle="1" w:styleId="Heading9Char">
-    <w:name w:val="Heading 9 Char"/>
-    <w:basedOn w:val="DefaultParagraphFont"/>
-    <w:link w:val="Heading9"/>
+  <w:style w:type="character" w:customStyle="1" w:styleId="Ttulo9Car">
+    <w:name w:val="Título 9 Car"/>
+    <w:basedOn w:val="Fuentedeprrafopredeter"/>
+    <w:link w:val="Ttulo9"/>
     <w:uiPriority w:val="9"/>
     <w:semiHidden/>
     <w:rsid w:val="00FC693F"/>
@@ -2043,7 +1896,7 @@
       <w:szCs w:val="20"/>
     </w:rPr>
   </w:style>
-  <w:style w:type="paragraph" w:styleId="Caption">
+  <w:style w:type="paragraph" w:styleId="Descripcin">
     <w:name w:val="caption"/>
     <w:basedOn w:val="Normal"/>
     <w:next w:val="Normal"/>
@@ -2063,9 +1916,9 @@
       <w:szCs w:val="18"/>
     </w:rPr>
   </w:style>
-  <w:style w:type="character" w:styleId="Strong">
+  <w:style w:type="character" w:styleId="Textoennegrita">
     <w:name w:val="Strong"/>
-    <w:basedOn w:val="DefaultParagraphFont"/>
+    <w:basedOn w:val="Fuentedeprrafopredeter"/>
     <w:uiPriority w:val="22"/>
     <w:qFormat/>
     <w:rsid w:val="00FC693F"/>
@@ -2074,9 +1927,9 @@
       <w:bCs/>
     </w:rPr>
   </w:style>
-  <w:style w:type="character" w:styleId="Emphasis">
+  <w:style w:type="character" w:styleId="nfasis">
     <w:name w:val="Emphasis"/>
-    <w:basedOn w:val="DefaultParagraphFont"/>
+    <w:basedOn w:val="Fuentedeprrafopredeter"/>
     <w:uiPriority w:val="20"/>
     <w:qFormat/>
     <w:rsid w:val="00FC693F"/>
@@ -2085,11 +1938,11 @@
       <w:iCs/>
     </w:rPr>
   </w:style>
-  <w:style w:type="paragraph" w:styleId="IntenseQuote">
+  <w:style w:type="paragraph" w:styleId="Citadestacada">
     <w:name w:val="Intense Quote"/>
     <w:basedOn w:val="Normal"/>
     <w:next w:val="Normal"/>
-    <w:link w:val="IntenseQuoteChar"/>
+    <w:link w:val="CitadestacadaCar"/>
     <w:uiPriority w:val="30"/>
     <w:qFormat/>
     <w:rsid w:val="00FC693F"/>
@@ -2108,10 +1961,10 @@
       <w:color w:val="4F81BD" w:themeColor="accent1"/>
     </w:rPr>
   </w:style>
-  <w:style w:type="character" w:customStyle="1" w:styleId="IntenseQuoteChar">
-    <w:name w:val="Intense Quote Char"/>
-    <w:basedOn w:val="DefaultParagraphFont"/>
-    <w:link w:val="IntenseQuote"/>
+  <w:style w:type="character" w:customStyle="1" w:styleId="CitadestacadaCar">
+    <w:name w:val="Cita destacada Car"/>
+    <w:basedOn w:val="Fuentedeprrafopredeter"/>
+    <w:link w:val="Citadestacada"/>
     <w:uiPriority w:val="30"/>
     <w:rsid w:val="00FC693F"/>
     <w:rPr>
@@ -2122,9 +1975,9 @@
       <w:color w:val="4F81BD" w:themeColor="accent1"/>
     </w:rPr>
   </w:style>
-  <w:style w:type="character" w:styleId="SubtleEmphasis">
+  <w:style w:type="character" w:styleId="nfasissutil">
     <w:name w:val="Subtle Emphasis"/>
-    <w:basedOn w:val="DefaultParagraphFont"/>
+    <w:basedOn w:val="Fuentedeprrafopredeter"/>
     <w:uiPriority w:val="19"/>
     <w:qFormat/>
     <w:rsid w:val="00FC693F"/>
@@ -2134,9 +1987,9 @@
       <w:color w:val="808080" w:themeColor="text1" w:themeTint="7F"/>
     </w:rPr>
   </w:style>
-  <w:style w:type="character" w:styleId="IntenseEmphasis">
+  <w:style w:type="character" w:styleId="nfasisintenso">
     <w:name w:val="Intense Emphasis"/>
-    <w:basedOn w:val="DefaultParagraphFont"/>
+    <w:basedOn w:val="Fuentedeprrafopredeter"/>
     <w:uiPriority w:val="21"/>
     <w:qFormat/>
     <w:rsid w:val="00FC693F"/>
@@ -2148,9 +2001,9 @@
       <w:color w:val="4F81BD" w:themeColor="accent1"/>
     </w:rPr>
   </w:style>
-  <w:style w:type="character" w:styleId="SubtleReference">
+  <w:style w:type="character" w:styleId="Referenciasutil">
     <w:name w:val="Subtle Reference"/>
-    <w:basedOn w:val="DefaultParagraphFont"/>
+    <w:basedOn w:val="Fuentedeprrafopredeter"/>
     <w:uiPriority w:val="31"/>
     <w:qFormat/>
     <w:rsid w:val="00FC693F"/>
@@ -2160,9 +2013,9 @@
       <w:u w:val="single"/>
     </w:rPr>
   </w:style>
-  <w:style w:type="character" w:styleId="IntenseReference">
+  <w:style w:type="character" w:styleId="Referenciaintensa">
     <w:name w:val="Intense Reference"/>
-    <w:basedOn w:val="DefaultParagraphFont"/>
+    <w:basedOn w:val="Fuentedeprrafopredeter"/>
     <w:uiPriority w:val="32"/>
     <w:qFormat/>
     <w:rsid w:val="00FC693F"/>
@@ -2175,9 +2028,9 @@
       <w:u w:val="single"/>
     </w:rPr>
   </w:style>
-  <w:style w:type="character" w:styleId="BookTitle">
+  <w:style w:type="character" w:styleId="Ttulodellibro">
     <w:name w:val="Book Title"/>
-    <w:basedOn w:val="DefaultParagraphFont"/>
+    <w:basedOn w:val="Fuentedeprrafopredeter"/>
     <w:uiPriority w:val="33"/>
     <w:qFormat/>
     <w:rsid w:val="00FC693F"/>
@@ -2188,9 +2041,9 @@
       <w:spacing w:val="5"/>
     </w:rPr>
   </w:style>
-  <w:style w:type="paragraph" w:styleId="TOCHeading">
+  <w:style w:type="paragraph" w:styleId="TtuloTDC">
     <w:name w:val="TOC Heading"/>
-    <w:basedOn w:val="Heading1"/>
+    <w:basedOn w:val="Ttulo1"/>
     <w:next w:val="Normal"/>
     <w:uiPriority w:val="39"/>
     <w:semiHidden/>
@@ -2201,9 +2054,9 @@
       <w:outlineLvl w:val="9"/>
     </w:pPr>
   </w:style>
-  <w:style w:type="table" w:styleId="TableGrid">
+  <w:style w:type="table" w:styleId="Tablaconcuadrcula">
     <w:name w:val="Table Grid"/>
-    <w:basedOn w:val="TableNormal"/>
+    <w:basedOn w:val="Tablanormal"/>
     <w:uiPriority w:val="59"/>
     <w:rsid w:val="00FC693F"/>
     <w:pPr>
@@ -2220,9 +2073,9 @@
       </w:tblBorders>
     </w:tblPr>
   </w:style>
-  <w:style w:type="table" w:styleId="LightShading">
+  <w:style w:type="table" w:styleId="Sombreadoclaro">
     <w:name w:val="Light Shading"/>
-    <w:basedOn w:val="TableNormal"/>
+    <w:basedOn w:val="Tablanormal"/>
     <w:uiPriority w:val="60"/>
     <w:rsid w:val="00FC693F"/>
     <w:pPr>
@@ -2316,9 +2169,9 @@
       </w:tcPr>
     </w:tblStylePr>
   </w:style>
-  <w:style w:type="table" w:styleId="LightShading-Accent1">
+  <w:style w:type="table" w:styleId="Sombreadoclaro-nfasis1">
     <w:name w:val="Light Shading Accent 1"/>
-    <w:basedOn w:val="TableNormal"/>
+    <w:basedOn w:val="Tablanormal"/>
     <w:uiPriority w:val="60"/>
     <w:rsid w:val="00FC693F"/>
     <w:pPr>
@@ -2412,9 +2265,9 @@
       </w:tcPr>
     </w:tblStylePr>
   </w:style>
-  <w:style w:type="table" w:styleId="LightShading-Accent2">
+  <w:style w:type="table" w:styleId="Sombreadoclaro-nfasis2">
     <w:name w:val="Light Shading Accent 2"/>
-    <w:basedOn w:val="TableNormal"/>
+    <w:basedOn w:val="Tablanormal"/>
     <w:uiPriority w:val="60"/>
     <w:rsid w:val="00FC693F"/>
     <w:pPr>
@@ -2508,9 +2361,9 @@
       </w:tcPr>
     </w:tblStylePr>
   </w:style>
-  <w:style w:type="table" w:styleId="LightShading-Accent3">
+  <w:style w:type="table" w:styleId="Sombreadoclaro-nfasis3">
     <w:name w:val="Light Shading Accent 3"/>
-    <w:basedOn w:val="TableNormal"/>
+    <w:basedOn w:val="Tablanormal"/>
     <w:uiPriority w:val="60"/>
     <w:rsid w:val="00FC693F"/>
     <w:pPr>
@@ -2604,9 +2457,9 @@
       </w:tcPr>
     </w:tblStylePr>
   </w:style>
-  <w:style w:type="table" w:styleId="LightShading-Accent4">
+  <w:style w:type="table" w:styleId="Sombreadoclaro-nfasis4">
     <w:name w:val="Light Shading Accent 4"/>
-    <w:basedOn w:val="TableNormal"/>
+    <w:basedOn w:val="Tablanormal"/>
     <w:uiPriority w:val="60"/>
     <w:rsid w:val="00FC693F"/>
     <w:pPr>
@@ -2700,9 +2553,9 @@
       </w:tcPr>
     </w:tblStylePr>
   </w:style>
-  <w:style w:type="table" w:styleId="LightShading-Accent5">
+  <w:style w:type="table" w:styleId="Sombreadoclaro-nfasis5">
     <w:name w:val="Light Shading Accent 5"/>
-    <w:basedOn w:val="TableNormal"/>
+    <w:basedOn w:val="Tablanormal"/>
     <w:uiPriority w:val="60"/>
     <w:rsid w:val="00FC693F"/>
     <w:pPr>
@@ -2796,9 +2649,9 @@
       </w:tcPr>
     </w:tblStylePr>
   </w:style>
-  <w:style w:type="table" w:styleId="LightShading-Accent6">
+  <w:style w:type="table" w:styleId="Sombreadoclaro-nfasis6">
     <w:name w:val="Light Shading Accent 6"/>
-    <w:basedOn w:val="TableNormal"/>
+    <w:basedOn w:val="Tablanormal"/>
     <w:uiPriority w:val="60"/>
     <w:rsid w:val="00FC693F"/>
     <w:pPr>
@@ -2892,9 +2745,9 @@
       </w:tcPr>
     </w:tblStylePr>
   </w:style>
-  <w:style w:type="table" w:styleId="LightList">
+  <w:style w:type="table" w:styleId="Listaclara">
     <w:name w:val="Light List"/>
-    <w:basedOn w:val="TableNormal"/>
+    <w:basedOn w:val="Tablanormal"/>
     <w:uiPriority w:val="61"/>
     <w:rsid w:val="00FC693F"/>
     <w:pPr>
@@ -2977,9 +2830,9 @@
       </w:tcPr>
     </w:tblStylePr>
   </w:style>
-  <w:style w:type="table" w:styleId="LightList-Accent1">
+  <w:style w:type="table" w:styleId="Listaclara-nfasis1">
     <w:name w:val="Light List Accent 1"/>
-    <w:basedOn w:val="TableNormal"/>
+    <w:basedOn w:val="Tablanormal"/>
     <w:uiPriority w:val="61"/>
     <w:rsid w:val="00FC693F"/>
     <w:pPr>
@@ -3062,9 +2915,9 @@
       </w:tcPr>
     </w:tblStylePr>
   </w:style>
-  <w:style w:type="table" w:styleId="LightList-Accent2">
+  <w:style w:type="table" w:styleId="Listaclara-nfasis2">
     <w:name w:val="Light List Accent 2"/>
-    <w:basedOn w:val="TableNormal"/>
+    <w:basedOn w:val="Tablanormal"/>
     <w:uiPriority w:val="61"/>
     <w:rsid w:val="00CB0664"/>
     <w:pPr>
@@ -3147,9 +3000,9 @@
       </w:tcPr>
     </w:tblStylePr>
   </w:style>
-  <w:style w:type="table" w:styleId="LightList-Accent3">
+  <w:style w:type="table" w:styleId="Listaclara-nfasis3">
     <w:name w:val="Light List Accent 3"/>
-    <w:basedOn w:val="TableNormal"/>
+    <w:basedOn w:val="Tablanormal"/>
     <w:uiPriority w:val="61"/>
     <w:rsid w:val="00CB0664"/>
     <w:pPr>
@@ -3232,9 +3085,9 @@
       </w:tcPr>
     </w:tblStylePr>
   </w:style>
-  <w:style w:type="table" w:styleId="LightList-Accent4">
+  <w:style w:type="table" w:styleId="Listaclara-nfasis4">
     <w:name w:val="Light List Accent 4"/>
-    <w:basedOn w:val="TableNormal"/>
+    <w:basedOn w:val="Tablanormal"/>
     <w:uiPriority w:val="61"/>
     <w:rsid w:val="00CB0664"/>
     <w:pPr>
@@ -3317,9 +3170,9 @@
       </w:tcPr>
     </w:tblStylePr>
   </w:style>
-  <w:style w:type="table" w:styleId="LightList-Accent5">
+  <w:style w:type="table" w:styleId="Listaclara-nfasis5">
     <w:name w:val="Light List Accent 5"/>
-    <w:basedOn w:val="TableNormal"/>
+    <w:basedOn w:val="Tablanormal"/>
     <w:uiPriority w:val="61"/>
     <w:rsid w:val="00CB0664"/>
     <w:pPr>
@@ -3402,9 +3255,9 @@
       </w:tcPr>
     </w:tblStylePr>
   </w:style>
-  <w:style w:type="table" w:styleId="LightList-Accent6">
+  <w:style w:type="table" w:styleId="Listaclara-nfasis6">
     <w:name w:val="Light List Accent 6"/>
-    <w:basedOn w:val="TableNormal"/>
+    <w:basedOn w:val="Tablanormal"/>
     <w:uiPriority w:val="61"/>
     <w:rsid w:val="00CB0664"/>
     <w:pPr>
@@ -3487,9 +3340,9 @@
       </w:tcPr>
     </w:tblStylePr>
   </w:style>
-  <w:style w:type="table" w:styleId="LightGrid">
+  <w:style w:type="table" w:styleId="Cuadrculaclara">
     <w:name w:val="Light Grid"/>
-    <w:basedOn w:val="TableNormal"/>
+    <w:basedOn w:val="Tablanormal"/>
     <w:uiPriority w:val="62"/>
     <w:rsid w:val="00CB0664"/>
     <w:pPr>
@@ -3610,9 +3463,9 @@
       </w:tcPr>
     </w:tblStylePr>
   </w:style>
-  <w:style w:type="table" w:styleId="LightGrid-Accent1">
+  <w:style w:type="table" w:styleId="Cuadrculaclara-nfasis1">
     <w:name w:val="Light Grid Accent 1"/>
-    <w:basedOn w:val="TableNormal"/>
+    <w:basedOn w:val="Tablanormal"/>
     <w:uiPriority w:val="62"/>
     <w:rsid w:val="00CB0664"/>
     <w:pPr>
@@ -3733,9 +3586,9 @@
       </w:tcPr>
     </w:tblStylePr>
   </w:style>
-  <w:style w:type="table" w:styleId="LightGrid-Accent2">
+  <w:style w:type="table" w:styleId="Cuadrculaclara-nfasis2">
     <w:name w:val="Light Grid Accent 2"/>
-    <w:basedOn w:val="TableNormal"/>
+    <w:basedOn w:val="Tablanormal"/>
     <w:uiPriority w:val="62"/>
     <w:rsid w:val="00CB0664"/>
     <w:pPr>
@@ -3856,9 +3709,9 @@
       </w:tcPr>
     </w:tblStylePr>
   </w:style>
-  <w:style w:type="table" w:styleId="LightGrid-Accent3">
+  <w:style w:type="table" w:styleId="Cuadrculaclara-nfasis3">
     <w:name w:val="Light Grid Accent 3"/>
-    <w:basedOn w:val="TableNormal"/>
+    <w:basedOn w:val="Tablanormal"/>
     <w:uiPriority w:val="62"/>
     <w:rsid w:val="00CB0664"/>
     <w:pPr>
@@ -3979,9 +3832,9 @@
       </w:tcPr>
     </w:tblStylePr>
   </w:style>
-  <w:style w:type="table" w:styleId="LightGrid-Accent4">
+  <w:style w:type="table" w:styleId="Cuadrculaclara-nfasis4">
     <w:name w:val="Light Grid Accent 4"/>
-    <w:basedOn w:val="TableNormal"/>
+    <w:basedOn w:val="Tablanormal"/>
     <w:uiPriority w:val="62"/>
     <w:rsid w:val="00CB0664"/>
     <w:pPr>
@@ -4102,9 +3955,9 @@
       </w:tcPr>
     </w:tblStylePr>
   </w:style>
-  <w:style w:type="table" w:styleId="LightGrid-Accent5">
+  <w:style w:type="table" w:styleId="Cuadrculaclara-nfasis5">
     <w:name w:val="Light Grid Accent 5"/>
-    <w:basedOn w:val="TableNormal"/>
+    <w:basedOn w:val="Tablanormal"/>
     <w:uiPriority w:val="62"/>
     <w:rsid w:val="00CB0664"/>
     <w:pPr>
@@ -4225,9 +4078,9 @@
       </w:tcPr>
     </w:tblStylePr>
   </w:style>
-  <w:style w:type="table" w:styleId="LightGrid-Accent6">
+  <w:style w:type="table" w:styleId="Cuadrculaclara-nfasis6">
     <w:name w:val="Light Grid Accent 6"/>
-    <w:basedOn w:val="TableNormal"/>
+    <w:basedOn w:val="Tablanormal"/>
     <w:uiPriority w:val="62"/>
     <w:rsid w:val="00CB0664"/>
     <w:pPr>
@@ -4348,9 +4201,9 @@
       </w:tcPr>
     </w:tblStylePr>
   </w:style>
-  <w:style w:type="table" w:styleId="MediumShading1">
+  <w:style w:type="table" w:styleId="Sombreadomedio1">
     <w:name w:val="Medium Shading 1"/>
-    <w:basedOn w:val="TableNormal"/>
+    <w:basedOn w:val="Tablanormal"/>
     <w:uiPriority w:val="63"/>
     <w:rsid w:val="00CB0664"/>
     <w:pPr>
@@ -4447,9 +4300,9 @@
       </w:tcPr>
     </w:tblStylePr>
   </w:style>
-  <w:style w:type="table" w:styleId="MediumShading1-Accent1">
+  <w:style w:type="table" w:styleId="Sombreadomedio1-nfasis1">
     <w:name w:val="Medium Shading 1 Accent 1"/>
-    <w:basedOn w:val="TableNormal"/>
+    <w:basedOn w:val="Tablanormal"/>
     <w:uiPriority w:val="63"/>
     <w:rsid w:val="00CB0664"/>
     <w:pPr>
@@ -4546,9 +4399,9 @@
       </w:tcPr>
     </w:tblStylePr>
   </w:style>
-  <w:style w:type="table" w:styleId="MediumShading1-Accent2">
+  <w:style w:type="table" w:styleId="Sombreadomedio1-nfasis2">
     <w:name w:val="Medium Shading 1 Accent 2"/>
-    <w:basedOn w:val="TableNormal"/>
+    <w:basedOn w:val="Tablanormal"/>
     <w:uiPriority w:val="63"/>
     <w:rsid w:val="00CB0664"/>
     <w:pPr>
@@ -4645,9 +4498,9 @@
       </w:tcPr>
     </w:tblStylePr>
   </w:style>
-  <w:style w:type="table" w:styleId="MediumShading1-Accent3">
+  <w:style w:type="table" w:styleId="Sombreadomedio1-nfasis3">
     <w:name w:val="Medium Shading 1 Accent 3"/>
-    <w:basedOn w:val="TableNormal"/>
+    <w:basedOn w:val="Tablanormal"/>
     <w:uiPriority w:val="63"/>
     <w:rsid w:val="00CB0664"/>
     <w:pPr>
@@ -4744,9 +4597,9 @@
       </w:tcPr>
     </w:tblStylePr>
   </w:style>
-  <w:style w:type="table" w:styleId="MediumShading1-Accent4">
+  <w:style w:type="table" w:styleId="Sombreadomedio1-nfasis4">
     <w:name w:val="Medium Shading 1 Accent 4"/>
-    <w:basedOn w:val="TableNormal"/>
+    <w:basedOn w:val="Tablanormal"/>
     <w:uiPriority w:val="63"/>
     <w:rsid w:val="00CB0664"/>
     <w:pPr>
@@ -4843,9 +4696,9 @@
       </w:tcPr>
     </w:tblStylePr>
   </w:style>
-  <w:style w:type="table" w:styleId="MediumShading1-Accent5">
+  <w:style w:type="table" w:styleId="Sombreadomedio1-nfasis5">
     <w:name w:val="Medium Shading 1 Accent 5"/>
-    <w:basedOn w:val="TableNormal"/>
+    <w:basedOn w:val="Tablanormal"/>
     <w:uiPriority w:val="63"/>
     <w:rsid w:val="00CB0664"/>
     <w:pPr>
@@ -4942,9 +4795,9 @@
       </w:tcPr>
     </w:tblStylePr>
   </w:style>
-  <w:style w:type="table" w:styleId="MediumShading1-Accent6">
+  <w:style w:type="table" w:styleId="Sombreadomedio1-nfasis6">
     <w:name w:val="Medium Shading 1 Accent 6"/>
-    <w:basedOn w:val="TableNormal"/>
+    <w:basedOn w:val="Tablanormal"/>
     <w:uiPriority w:val="63"/>
     <w:rsid w:val="00CB0664"/>
     <w:pPr>
@@ -5041,9 +4894,9 @@
       </w:tcPr>
     </w:tblStylePr>
   </w:style>
-  <w:style w:type="table" w:styleId="MediumShading2">
+  <w:style w:type="table" w:styleId="Sombreadomedio2">
     <w:name w:val="Medium Shading 2"/>
-    <w:basedOn w:val="TableNormal"/>
+    <w:basedOn w:val="Tablanormal"/>
     <w:uiPriority w:val="64"/>
     <w:rsid w:val="00CB0664"/>
     <w:pPr>
@@ -5183,9 +5036,9 @@
       </w:tcPr>
     </w:tblStylePr>
   </w:style>
-  <w:style w:type="table" w:styleId="MediumShading2-Accent1">
+  <w:style w:type="table" w:styleId="Sombreadomedio2-nfasis1">
     <w:name w:val="Medium Shading 2 Accent 1"/>
-    <w:basedOn w:val="TableNormal"/>
+    <w:basedOn w:val="Tablanormal"/>
     <w:uiPriority w:val="64"/>
     <w:rsid w:val="00CB0664"/>
     <w:pPr>
@@ -5325,9 +5178,9 @@
       </w:tcPr>
     </w:tblStylePr>
   </w:style>
-  <w:style w:type="table" w:styleId="MediumShading2-Accent2">
+  <w:style w:type="table" w:styleId="Sombreadomedio2-nfasis2">
     <w:name w:val="Medium Shading 2 Accent 2"/>
-    <w:basedOn w:val="TableNormal"/>
+    <w:basedOn w:val="Tablanormal"/>
     <w:uiPriority w:val="64"/>
     <w:rsid w:val="00CB0664"/>
     <w:pPr>
@@ -5467,9 +5320,9 @@
       </w:tcPr>
     </w:tblStylePr>
   </w:style>
-  <w:style w:type="table" w:styleId="MediumShading2-Accent3">
+  <w:style w:type="table" w:styleId="Sombreadomedio2-nfasis3">
     <w:name w:val="Medium Shading 2 Accent 3"/>
-    <w:basedOn w:val="TableNormal"/>
+    <w:basedOn w:val="Tablanormal"/>
     <w:uiPriority w:val="64"/>
     <w:rsid w:val="00CB0664"/>
     <w:pPr>
@@ -5609,9 +5462,9 @@
       </w:tcPr>
     </w:tblStylePr>
   </w:style>
-  <w:style w:type="table" w:styleId="MediumShading2-Accent4">
+  <w:style w:type="table" w:styleId="Sombreadomedio2-nfasis4">
     <w:name w:val="Medium Shading 2 Accent 4"/>
-    <w:basedOn w:val="TableNormal"/>
+    <w:basedOn w:val="Tablanormal"/>
     <w:uiPriority w:val="64"/>
     <w:rsid w:val="00CB0664"/>
     <w:pPr>
@@ -5751,9 +5604,9 @@
       </w:tcPr>
     </w:tblStylePr>
   </w:style>
-  <w:style w:type="table" w:styleId="MediumShading2-Accent5">
+  <w:style w:type="table" w:styleId="Sombreadomedio2-nfasis5">
     <w:name w:val="Medium Shading 2 Accent 5"/>
-    <w:basedOn w:val="TableNormal"/>
+    <w:basedOn w:val="Tablanormal"/>
     <w:uiPriority w:val="64"/>
     <w:rsid w:val="00CB0664"/>
     <w:pPr>
@@ -5893,9 +5746,9 @@
       </w:tcPr>
     </w:tblStylePr>
   </w:style>
-  <w:style w:type="table" w:styleId="MediumShading2-Accent6">
+  <w:style w:type="table" w:styleId="Sombreadomedio2-nfasis6">
     <w:name w:val="Medium Shading 2 Accent 6"/>
-    <w:basedOn w:val="TableNormal"/>
+    <w:basedOn w:val="Tablanormal"/>
     <w:uiPriority w:val="64"/>
     <w:rsid w:val="00CB0664"/>
     <w:pPr>
@@ -6035,9 +5888,9 @@
       </w:tcPr>
     </w:tblStylePr>
   </w:style>
-  <w:style w:type="table" w:styleId="MediumList1">
+  <w:style w:type="table" w:styleId="Listamedia1">
     <w:name w:val="Medium List 1"/>
-    <w:basedOn w:val="TableNormal"/>
+    <w:basedOn w:val="Tablanormal"/>
     <w:uiPriority w:val="65"/>
     <w:rsid w:val="00CB0664"/>
     <w:pPr>
@@ -6112,9 +5965,9 @@
       </w:tcPr>
     </w:tblStylePr>
   </w:style>
-  <w:style w:type="table" w:styleId="MediumList1-Accent1">
+  <w:style w:type="table" w:styleId="Listamedia1-nfasis1">
     <w:name w:val="Medium List 1 Accent 1"/>
-    <w:basedOn w:val="TableNormal"/>
+    <w:basedOn w:val="Tablanormal"/>
     <w:uiPriority w:val="65"/>
     <w:rsid w:val="00CB0664"/>
     <w:pPr>
@@ -6189,9 +6042,9 @@
       </w:tcPr>
     </w:tblStylePr>
   </w:style>
-  <w:style w:type="table" w:styleId="MediumList1-Accent2">
+  <w:style w:type="table" w:styleId="Listamedia1-nfasis2">
     <w:name w:val="Medium List 1 Accent 2"/>
-    <w:basedOn w:val="TableNormal"/>
+    <w:basedOn w:val="Tablanormal"/>
     <w:uiPriority w:val="65"/>
     <w:rsid w:val="00CB0664"/>
     <w:pPr>
@@ -6266,9 +6119,9 @@
       </w:tcPr>
     </w:tblStylePr>
   </w:style>
-  <w:style w:type="table" w:styleId="MediumList1-Accent3">
+  <w:style w:type="table" w:styleId="Listamedia1-nfasis3">
     <w:name w:val="Medium List 1 Accent 3"/>
-    <w:basedOn w:val="TableNormal"/>
+    <w:basedOn w:val="Tablanormal"/>
     <w:uiPriority w:val="65"/>
     <w:rsid w:val="00CB0664"/>
     <w:pPr>
@@ -6343,9 +6196,9 @@
       </w:tcPr>
     </w:tblStylePr>
   </w:style>
-  <w:style w:type="table" w:styleId="MediumList1-Accent4">
+  <w:style w:type="table" w:styleId="Listamedia1-nfasis4">
     <w:name w:val="Medium List 1 Accent 4"/>
-    <w:basedOn w:val="TableNormal"/>
+    <w:basedOn w:val="Tablanormal"/>
     <w:uiPriority w:val="65"/>
     <w:rsid w:val="00CB0664"/>
     <w:pPr>
@@ -6420,9 +6273,9 @@
       </w:tcPr>
     </w:tblStylePr>
   </w:style>
-  <w:style w:type="table" w:styleId="MediumList1-Accent5">
+  <w:style w:type="table" w:styleId="Listamedia1-nfasis5">
     <w:name w:val="Medium List 1 Accent 5"/>
-    <w:basedOn w:val="TableNormal"/>
+    <w:basedOn w:val="Tablanormal"/>
     <w:uiPriority w:val="65"/>
     <w:rsid w:val="00CB0664"/>
     <w:pPr>
@@ -6497,9 +6350,9 @@
       </w:tcPr>
     </w:tblStylePr>
   </w:style>
-  <w:style w:type="table" w:styleId="MediumList1-Accent6">
+  <w:style w:type="table" w:styleId="Listamedia1-nfasis6">
     <w:name w:val="Medium List 1 Accent 6"/>
-    <w:basedOn w:val="TableNormal"/>
+    <w:basedOn w:val="Tablanormal"/>
     <w:uiPriority w:val="65"/>
     <w:rsid w:val="00CB0664"/>
     <w:pPr>
@@ -6574,9 +6427,9 @@
       </w:tcPr>
     </w:tblStylePr>
   </w:style>
-  <w:style w:type="table" w:styleId="MediumList2">
+  <w:style w:type="table" w:styleId="Listamedia2">
     <w:name w:val="Medium List 2"/>
-    <w:basedOn w:val="TableNormal"/>
+    <w:basedOn w:val="Tablanormal"/>
     <w:uiPriority w:val="66"/>
     <w:rsid w:val="00CB0664"/>
     <w:pPr>
@@ -6695,9 +6548,9 @@
       </w:tcPr>
     </w:tblStylePr>
   </w:style>
-  <w:style w:type="table" w:styleId="MediumList2-Accent1">
+  <w:style w:type="table" w:styleId="Listamedia2-nfasis1">
     <w:name w:val="Medium List 2 Accent 1"/>
-    <w:basedOn w:val="TableNormal"/>
+    <w:basedOn w:val="Tablanormal"/>
     <w:uiPriority w:val="66"/>
     <w:rsid w:val="00CB0664"/>
     <w:pPr>
@@ -6816,9 +6669,9 @@
       </w:tcPr>
     </w:tblStylePr>
   </w:style>
-  <w:style w:type="table" w:styleId="MediumList2-Accent2">
+  <w:style w:type="table" w:styleId="Listamedia2-nfasis2">
     <w:name w:val="Medium List 2 Accent 2"/>
-    <w:basedOn w:val="TableNormal"/>
+    <w:basedOn w:val="Tablanormal"/>
     <w:uiPriority w:val="66"/>
     <w:rsid w:val="00CB0664"/>
     <w:pPr>
@@ -6937,9 +6790,9 @@
       </w:tcPr>
     </w:tblStylePr>
   </w:style>
-  <w:style w:type="table" w:styleId="MediumList2-Accent3">
+  <w:style w:type="table" w:styleId="Listamedia2-nfasis3">
     <w:name w:val="Medium List 2 Accent 3"/>
-    <w:basedOn w:val="TableNormal"/>
+    <w:basedOn w:val="Tablanormal"/>
     <w:uiPriority w:val="66"/>
     <w:rsid w:val="00CB0664"/>
     <w:pPr>
@@ -7058,9 +6911,9 @@
       </w:tcPr>
     </w:tblStylePr>
   </w:style>
-  <w:style w:type="table" w:styleId="MediumList2-Accent4">
+  <w:style w:type="table" w:styleId="Listamedia2-nfasis4">
     <w:name w:val="Medium List 2 Accent 4"/>
-    <w:basedOn w:val="TableNormal"/>
+    <w:basedOn w:val="Tablanormal"/>
     <w:uiPriority w:val="66"/>
     <w:rsid w:val="00CB0664"/>
     <w:pPr>
@@ -7179,9 +7032,9 @@
       </w:tcPr>
     </w:tblStylePr>
   </w:style>
-  <w:style w:type="table" w:styleId="MediumList2-Accent5">
+  <w:style w:type="table" w:styleId="Listamedia2-nfasis5">
     <w:name w:val="Medium List 2 Accent 5"/>
-    <w:basedOn w:val="TableNormal"/>
+    <w:basedOn w:val="Tablanormal"/>
     <w:uiPriority w:val="66"/>
     <w:rsid w:val="00CB0664"/>
     <w:pPr>
@@ -7300,9 +7153,9 @@
       </w:tcPr>
     </w:tblStylePr>
   </w:style>
-  <w:style w:type="table" w:styleId="MediumList2-Accent6">
+  <w:style w:type="table" w:styleId="Listamedia2-nfasis6">
     <w:name w:val="Medium List 2 Accent 6"/>
-    <w:basedOn w:val="TableNormal"/>
+    <w:basedOn w:val="Tablanormal"/>
     <w:uiPriority w:val="66"/>
     <w:rsid w:val="00CB0664"/>
     <w:pPr>
@@ -7421,9 +7274,9 @@
       </w:tcPr>
     </w:tblStylePr>
   </w:style>
-  <w:style w:type="table" w:styleId="MediumGrid1">
+  <w:style w:type="table" w:styleId="Cuadrculamedia1">
     <w:name w:val="Medium Grid 1"/>
-    <w:basedOn w:val="TableNormal"/>
+    <w:basedOn w:val="Tablanormal"/>
     <w:uiPriority w:val="67"/>
     <w:rsid w:val="00CB0664"/>
     <w:pPr>
@@ -7487,9 +7340,9 @@
       </w:tcPr>
     </w:tblStylePr>
   </w:style>
-  <w:style w:type="table" w:styleId="MediumGrid1-Accent1">
+  <w:style w:type="table" w:styleId="Cuadrculamedia1-nfasis1">
     <w:name w:val="Medium Grid 1 Accent 1"/>
-    <w:basedOn w:val="TableNormal"/>
+    <w:basedOn w:val="Tablanormal"/>
     <w:uiPriority w:val="67"/>
     <w:rsid w:val="00CB0664"/>
     <w:pPr>
@@ -7553,9 +7406,9 @@
       </w:tcPr>
     </w:tblStylePr>
   </w:style>
-  <w:style w:type="table" w:styleId="MediumGrid1-Accent2">
+  <w:style w:type="table" w:styleId="Cuadrculamedia1-nfasis2">
     <w:name w:val="Medium Grid 1 Accent 2"/>
-    <w:basedOn w:val="TableNormal"/>
+    <w:basedOn w:val="Tablanormal"/>
     <w:uiPriority w:val="67"/>
     <w:rsid w:val="00CB0664"/>
     <w:pPr>
@@ -7619,9 +7472,9 @@
       </w:tcPr>
     </w:tblStylePr>
   </w:style>
-  <w:style w:type="table" w:styleId="MediumGrid1-Accent3">
+  <w:style w:type="table" w:styleId="Cuadrculamedia1-nfasis3">
     <w:name w:val="Medium Grid 1 Accent 3"/>
-    <w:basedOn w:val="TableNormal"/>
+    <w:basedOn w:val="Tablanormal"/>
     <w:uiPriority w:val="67"/>
     <w:rsid w:val="00CB0664"/>
     <w:pPr>
@@ -7685,9 +7538,9 @@
       </w:tcPr>
     </w:tblStylePr>
   </w:style>
-  <w:style w:type="table" w:styleId="MediumGrid1-Accent4">
+  <w:style w:type="table" w:styleId="Cuadrculamedia1-nfasis4">
     <w:name w:val="Medium Grid 1 Accent 4"/>
-    <w:basedOn w:val="TableNormal"/>
+    <w:basedOn w:val="Tablanormal"/>
     <w:uiPriority w:val="67"/>
     <w:rsid w:val="00CB0664"/>
     <w:pPr>
@@ -7751,9 +7604,9 @@
       </w:tcPr>
     </w:tblStylePr>
   </w:style>
-  <w:style w:type="table" w:styleId="MediumGrid1-Accent5">
+  <w:style w:type="table" w:styleId="Cuadrculamedia1-nfasis5">
     <w:name w:val="Medium Grid 1 Accent 5"/>
-    <w:basedOn w:val="TableNormal"/>
+    <w:basedOn w:val="Tablanormal"/>
     <w:uiPriority w:val="67"/>
     <w:rsid w:val="00CB0664"/>
     <w:pPr>
@@ -7817,9 +7670,9 @@
       </w:tcPr>
     </w:tblStylePr>
   </w:style>
-  <w:style w:type="table" w:styleId="MediumGrid1-Accent6">
+  <w:style w:type="table" w:styleId="Cuadrculamedia1-nfasis6">
     <w:name w:val="Medium Grid 1 Accent 6"/>
-    <w:basedOn w:val="TableNormal"/>
+    <w:basedOn w:val="Tablanormal"/>
     <w:uiPriority w:val="67"/>
     <w:rsid w:val="00CB0664"/>
     <w:pPr>
@@ -7883,9 +7736,9 @@
       </w:tcPr>
     </w:tblStylePr>
   </w:style>
-  <w:style w:type="table" w:styleId="MediumGrid2">
+  <w:style w:type="table" w:styleId="Cuadrculamedia2">
     <w:name w:val="Medium Grid 2"/>
-    <w:basedOn w:val="TableNormal"/>
+    <w:basedOn w:val="Tablanormal"/>
     <w:uiPriority w:val="68"/>
     <w:rsid w:val="00CB0664"/>
     <w:pPr>
@@ -8001,9 +7854,9 @@
       </w:tcPr>
     </w:tblStylePr>
   </w:style>
-  <w:style w:type="table" w:styleId="MediumGrid2-Accent1">
+  <w:style w:type="table" w:styleId="Cuadrculamedia2-nfasis1">
     <w:name w:val="Medium Grid 2 Accent 1"/>
-    <w:basedOn w:val="TableNormal"/>
+    <w:basedOn w:val="Tablanormal"/>
     <w:uiPriority w:val="68"/>
     <w:rsid w:val="00CB0664"/>
     <w:pPr>
@@ -8119,9 +7972,9 @@
       </w:tcPr>
     </w:tblStylePr>
   </w:style>
-  <w:style w:type="table" w:styleId="MediumGrid2-Accent2">
+  <w:style w:type="table" w:styleId="Cuadrculamedia2-nfasis2">
     <w:name w:val="Medium Grid 2 Accent 2"/>
-    <w:basedOn w:val="TableNormal"/>
+    <w:basedOn w:val="Tablanormal"/>
     <w:uiPriority w:val="68"/>
     <w:rsid w:val="00CB0664"/>
     <w:pPr>
@@ -8237,9 +8090,9 @@
       </w:tcPr>
     </w:tblStylePr>
   </w:style>
-  <w:style w:type="table" w:styleId="MediumGrid2-Accent3">
+  <w:style w:type="table" w:styleId="Cuadrculamedia2-nfasis3">
     <w:name w:val="Medium Grid 2 Accent 3"/>
-    <w:basedOn w:val="TableNormal"/>
+    <w:basedOn w:val="Tablanormal"/>
     <w:uiPriority w:val="68"/>
     <w:rsid w:val="00CB0664"/>
     <w:pPr>
@@ -8355,9 +8208,9 @@
       </w:tcPr>
     </w:tblStylePr>
   </w:style>
-  <w:style w:type="table" w:styleId="MediumGrid2-Accent4">
+  <w:style w:type="table" w:styleId="Cuadrculamedia2-nfasis4">
     <w:name w:val="Medium Grid 2 Accent 4"/>
-    <w:basedOn w:val="TableNormal"/>
+    <w:basedOn w:val="Tablanormal"/>
     <w:uiPriority w:val="68"/>
     <w:rsid w:val="00CB0664"/>
     <w:pPr>
@@ -8473,9 +8326,9 @@
       </w:tcPr>
     </w:tblStylePr>
   </w:style>
-  <w:style w:type="table" w:styleId="MediumGrid2-Accent5">
+  <w:style w:type="table" w:styleId="Cuadrculamedia2-nfasis5">
     <w:name w:val="Medium Grid 2 Accent 5"/>
-    <w:basedOn w:val="TableNormal"/>
+    <w:basedOn w:val="Tablanormal"/>
     <w:uiPriority w:val="68"/>
     <w:rsid w:val="00CB0664"/>
     <w:pPr>
@@ -8591,9 +8444,9 @@
       </w:tcPr>
     </w:tblStylePr>
   </w:style>
-  <w:style w:type="table" w:styleId="MediumGrid2-Accent6">
+  <w:style w:type="table" w:styleId="Cuadrculamedia2-nfasis6">
     <w:name w:val="Medium Grid 2 Accent 6"/>
-    <w:basedOn w:val="TableNormal"/>
+    <w:basedOn w:val="Tablanormal"/>
     <w:uiPriority w:val="68"/>
     <w:rsid w:val="00CB0664"/>
     <w:pPr>
@@ -8709,9 +8562,9 @@
       </w:tcPr>
     </w:tblStylePr>
   </w:style>
-  <w:style w:type="table" w:styleId="MediumGrid3">
+  <w:style w:type="table" w:styleId="Cuadrculamedia3">
     <w:name w:val="Medium Grid 3"/>
-    <w:basedOn w:val="TableNormal"/>
+    <w:basedOn w:val="Tablanormal"/>
     <w:uiPriority w:val="69"/>
     <w:rsid w:val="00CB0664"/>
     <w:pPr>
@@ -8843,9 +8696,9 @@
       </w:tcPr>
     </w:tblStylePr>
   </w:style>
-  <w:style w:type="table" w:styleId="MediumGrid3-Accent1">
+  <w:style w:type="table" w:styleId="Cuadrculamedia3-nfasis1">
     <w:name w:val="Medium Grid 3 Accent 1"/>
-    <w:basedOn w:val="TableNormal"/>
+    <w:basedOn w:val="Tablanormal"/>
     <w:uiPriority w:val="69"/>
     <w:rsid w:val="00CB0664"/>
     <w:pPr>
@@ -8977,9 +8830,9 @@
       </w:tcPr>
     </w:tblStylePr>
   </w:style>
-  <w:style w:type="table" w:styleId="MediumGrid3-Accent2">
+  <w:style w:type="table" w:styleId="Cuadrculamedia3-nfasis2">
     <w:name w:val="Medium Grid 3 Accent 2"/>
-    <w:basedOn w:val="TableNormal"/>
+    <w:basedOn w:val="Tablanormal"/>
     <w:uiPriority w:val="69"/>
     <w:rsid w:val="00CB0664"/>
     <w:pPr>
@@ -9111,9 +8964,9 @@
       </w:tcPr>
     </w:tblStylePr>
   </w:style>
-  <w:style w:type="table" w:styleId="MediumGrid3-Accent3">
+  <w:style w:type="table" w:styleId="Cuadrculamedia3-nfasis3">
     <w:name w:val="Medium Grid 3 Accent 3"/>
-    <w:basedOn w:val="TableNormal"/>
+    <w:basedOn w:val="Tablanormal"/>
     <w:uiPriority w:val="69"/>
     <w:rsid w:val="00CB0664"/>
     <w:pPr>
@@ -9245,9 +9098,9 @@
       </w:tcPr>
     </w:tblStylePr>
   </w:style>
-  <w:style w:type="table" w:styleId="MediumGrid3-Accent4">
+  <w:style w:type="table" w:styleId="Cuadrculamedia3-nfasis4">
     <w:name w:val="Medium Grid 3 Accent 4"/>
-    <w:basedOn w:val="TableNormal"/>
+    <w:basedOn w:val="Tablanormal"/>
     <w:uiPriority w:val="69"/>
     <w:rsid w:val="00CB0664"/>
     <w:pPr>
@@ -9379,9 +9232,9 @@
       </w:tcPr>
     </w:tblStylePr>
   </w:style>
-  <w:style w:type="table" w:styleId="MediumGrid3-Accent5">
+  <w:style w:type="table" w:styleId="Cuadrculamedia3-nfasis5">
     <w:name w:val="Medium Grid 3 Accent 5"/>
-    <w:basedOn w:val="TableNormal"/>
+    <w:basedOn w:val="Tablanormal"/>
     <w:uiPriority w:val="69"/>
     <w:rsid w:val="00CB0664"/>
     <w:pPr>
@@ -9513,9 +9366,9 @@
       </w:tcPr>
     </w:tblStylePr>
   </w:style>
-  <w:style w:type="table" w:styleId="MediumGrid3-Accent6">
+  <w:style w:type="table" w:styleId="Cuadrculamedia3-nfasis6">
     <w:name w:val="Medium Grid 3 Accent 6"/>
-    <w:basedOn w:val="TableNormal"/>
+    <w:basedOn w:val="Tablanormal"/>
     <w:uiPriority w:val="69"/>
     <w:rsid w:val="00CB0664"/>
     <w:pPr>
@@ -9647,9 +9500,9 @@
       </w:tcPr>
     </w:tblStylePr>
   </w:style>
-  <w:style w:type="table" w:styleId="DarkList">
+  <w:style w:type="table" w:styleId="Listaoscura">
     <w:name w:val="Dark List"/>
-    <w:basedOn w:val="TableNormal"/>
+    <w:basedOn w:val="Tablanormal"/>
     <w:uiPriority w:val="70"/>
     <w:rsid w:val="00CB0664"/>
     <w:pPr>
@@ -9754,9 +9607,9 @@
       </w:tcPr>
     </w:tblStylePr>
   </w:style>
-  <w:style w:type="table" w:styleId="DarkList-Accent1">
+  <w:style w:type="table" w:styleId="Listaoscura-nfasis1">
     <w:name w:val="Dark List Accent 1"/>
-    <w:basedOn w:val="TableNormal"/>
+    <w:basedOn w:val="Tablanormal"/>
     <w:uiPriority w:val="70"/>
     <w:rsid w:val="00CB0664"/>
     <w:pPr>
@@ -9861,9 +9714,9 @@
       </w:tcPr>
     </w:tblStylePr>
   </w:style>
-  <w:style w:type="table" w:styleId="DarkList-Accent2">
+  <w:style w:type="table" w:styleId="Listaoscura-nfasis2">
     <w:name w:val="Dark List Accent 2"/>
-    <w:basedOn w:val="TableNormal"/>
+    <w:basedOn w:val="Tablanormal"/>
     <w:uiPriority w:val="70"/>
     <w:rsid w:val="00CB0664"/>
     <w:pPr>
@@ -9968,9 +9821,9 @@
       </w:tcPr>
     </w:tblStylePr>
   </w:style>
-  <w:style w:type="table" w:styleId="DarkList-Accent3">
+  <w:style w:type="table" w:styleId="Listaoscura-nfasis3">
     <w:name w:val="Dark List Accent 3"/>
-    <w:basedOn w:val="TableNormal"/>
+    <w:basedOn w:val="Tablanormal"/>
     <w:uiPriority w:val="70"/>
     <w:rsid w:val="00CB0664"/>
     <w:pPr>
@@ -10075,9 +9928,9 @@
       </w:tcPr>
     </w:tblStylePr>
   </w:style>
-  <w:style w:type="table" w:styleId="DarkList-Accent4">
+  <w:style w:type="table" w:styleId="Listaoscura-nfasis4">
     <w:name w:val="Dark List Accent 4"/>
-    <w:basedOn w:val="TableNormal"/>
+    <w:basedOn w:val="Tablanormal"/>
     <w:uiPriority w:val="70"/>
     <w:rsid w:val="00CB0664"/>
     <w:pPr>
@@ -10182,9 +10035,9 @@
       </w:tcPr>
     </w:tblStylePr>
   </w:style>
-  <w:style w:type="table" w:styleId="DarkList-Accent5">
+  <w:style w:type="table" w:styleId="Listaoscura-nfasis5">
     <w:name w:val="Dark List Accent 5"/>
-    <w:basedOn w:val="TableNormal"/>
+    <w:basedOn w:val="Tablanormal"/>
     <w:uiPriority w:val="70"/>
     <w:rsid w:val="00CB0664"/>
     <w:pPr>
@@ -10289,9 +10142,9 @@
       </w:tcPr>
     </w:tblStylePr>
   </w:style>
-  <w:style w:type="table" w:styleId="DarkList-Accent6">
+  <w:style w:type="table" w:styleId="Listaoscura-nfasis6">
     <w:name w:val="Dark List Accent 6"/>
-    <w:basedOn w:val="TableNormal"/>
+    <w:basedOn w:val="Tablanormal"/>
     <w:uiPriority w:val="70"/>
     <w:rsid w:val="00CB0664"/>
     <w:pPr>
@@ -10396,9 +10249,9 @@
       </w:tcPr>
     </w:tblStylePr>
   </w:style>
-  <w:style w:type="table" w:styleId="ColorfulShading">
+  <w:style w:type="table" w:styleId="Sombreadovistoso">
     <w:name w:val="Colorful Shading"/>
-    <w:basedOn w:val="TableNormal"/>
+    <w:basedOn w:val="Tablanormal"/>
     <w:uiPriority w:val="71"/>
     <w:rsid w:val="00CB0664"/>
     <w:pPr>
@@ -10511,9 +10364,9 @@
       </w:rPr>
     </w:tblStylePr>
   </w:style>
-  <w:style w:type="table" w:styleId="ColorfulShading-Accent1">
+  <w:style w:type="table" w:styleId="Sombreadovistoso-nfasis1">
     <w:name w:val="Colorful Shading Accent 1"/>
-    <w:basedOn w:val="TableNormal"/>
+    <w:basedOn w:val="Tablanormal"/>
     <w:uiPriority w:val="71"/>
     <w:rsid w:val="00CB0664"/>
     <w:pPr>
@@ -10626,9 +10479,9 @@
       </w:rPr>
     </w:tblStylePr>
   </w:style>
-  <w:style w:type="table" w:styleId="ColorfulShading-Accent2">
+  <w:style w:type="table" w:styleId="Sombreadovistoso-nfasis2">
     <w:name w:val="Colorful Shading Accent 2"/>
-    <w:basedOn w:val="TableNormal"/>
+    <w:basedOn w:val="Tablanormal"/>
     <w:uiPriority w:val="71"/>
     <w:rsid w:val="00CB0664"/>
     <w:pPr>
@@ -10741,9 +10594,9 @@
       </w:rPr>
     </w:tblStylePr>
   </w:style>
-  <w:style w:type="table" w:styleId="ColorfulShading-Accent3">
+  <w:style w:type="table" w:styleId="Sombreadovistoso-nfasis3">
     <w:name w:val="Colorful Shading Accent 3"/>
-    <w:basedOn w:val="TableNormal"/>
+    <w:basedOn w:val="Tablanormal"/>
     <w:uiPriority w:val="71"/>
     <w:rsid w:val="00CB0664"/>
     <w:pPr>
@@ -10846,9 +10699,9 @@
       </w:tcPr>
     </w:tblStylePr>
   </w:style>
-  <w:style w:type="table" w:styleId="ColorfulShading-Accent4">
+  <w:style w:type="table" w:styleId="Sombreadovistoso-nfasis4">
     <w:name w:val="Colorful Shading Accent 4"/>
-    <w:basedOn w:val="TableNormal"/>
+    <w:basedOn w:val="Tablanormal"/>
     <w:uiPriority w:val="71"/>
     <w:rsid w:val="00CB0664"/>
     <w:pPr>
@@ -10961,9 +10814,9 @@
       </w:rPr>
     </w:tblStylePr>
   </w:style>
-  <w:style w:type="table" w:styleId="ColorfulShading-Accent5">
+  <w:style w:type="table" w:styleId="Sombreadovistoso-nfasis5">
     <w:name w:val="Colorful Shading Accent 5"/>
-    <w:basedOn w:val="TableNormal"/>
+    <w:basedOn w:val="Tablanormal"/>
     <w:uiPriority w:val="71"/>
     <w:rsid w:val="00CB0664"/>
     <w:pPr>
@@ -11076,9 +10929,9 @@
       </w:rPr>
     </w:tblStylePr>
   </w:style>
-  <w:style w:type="table" w:styleId="ColorfulShading-Accent6">
+  <w:style w:type="table" w:styleId="Sombreadovistoso-nfasis6">
     <w:name w:val="Colorful Shading Accent 6"/>
-    <w:basedOn w:val="TableNormal"/>
+    <w:basedOn w:val="Tablanormal"/>
     <w:uiPriority w:val="71"/>
     <w:rsid w:val="00CB0664"/>
     <w:pPr>
@@ -11191,9 +11044,9 @@
       </w:rPr>
     </w:tblStylePr>
   </w:style>
-  <w:style w:type="table" w:styleId="ColorfulList">
+  <w:style w:type="table" w:styleId="Listavistosa">
     <w:name w:val="Colorful List"/>
-    <w:basedOn w:val="TableNormal"/>
+    <w:basedOn w:val="Tablanormal"/>
     <w:uiPriority w:val="72"/>
     <w:rsid w:val="00CB0664"/>
     <w:pPr>
@@ -11270,9 +11123,9 @@
       </w:tcPr>
     </w:tblStylePr>
   </w:style>
-  <w:style w:type="table" w:styleId="ColorfulList-Accent1">
+  <w:style w:type="table" w:styleId="Listavistosa-nfasis1">
     <w:name w:val="Colorful List Accent 1"/>
-    <w:basedOn w:val="TableNormal"/>
+    <w:basedOn w:val="Tablanormal"/>
     <w:uiPriority w:val="72"/>
     <w:rsid w:val="00CB0664"/>
     <w:pPr>
@@ -11349,9 +11202,9 @@
       </w:tcPr>
     </w:tblStylePr>
   </w:style>
-  <w:style w:type="table" w:styleId="ColorfulList-Accent2">
+  <w:style w:type="table" w:styleId="Listavistosa-nfasis2">
     <w:name w:val="Colorful List Accent 2"/>
-    <w:basedOn w:val="TableNormal"/>
+    <w:basedOn w:val="Tablanormal"/>
     <w:uiPriority w:val="72"/>
     <w:rsid w:val="00CB0664"/>
     <w:pPr>
@@ -11428,9 +11281,9 @@
       </w:tcPr>
     </w:tblStylePr>
   </w:style>
-  <w:style w:type="table" w:styleId="ColorfulList-Accent3">
+  <w:style w:type="table" w:styleId="Listavistosa-nfasis3">
     <w:name w:val="Colorful List Accent 3"/>
-    <w:basedOn w:val="TableNormal"/>
+    <w:basedOn w:val="Tablanormal"/>
     <w:uiPriority w:val="72"/>
     <w:rsid w:val="00CB0664"/>
     <w:pPr>
@@ -11507,9 +11360,9 @@
       </w:tcPr>
     </w:tblStylePr>
   </w:style>
-  <w:style w:type="table" w:styleId="ColorfulList-Accent4">
+  <w:style w:type="table" w:styleId="Listavistosa-nfasis4">
     <w:name w:val="Colorful List Accent 4"/>
-    <w:basedOn w:val="TableNormal"/>
+    <w:basedOn w:val="Tablanormal"/>
     <w:uiPriority w:val="72"/>
     <w:rsid w:val="00CB0664"/>
     <w:pPr>
@@ -11586,9 +11439,9 @@
       </w:tcPr>
     </w:tblStylePr>
   </w:style>
-  <w:style w:type="table" w:styleId="ColorfulList-Accent5">
+  <w:style w:type="table" w:styleId="Listavistosa-nfasis5">
     <w:name w:val="Colorful List Accent 5"/>
-    <w:basedOn w:val="TableNormal"/>
+    <w:basedOn w:val="Tablanormal"/>
     <w:uiPriority w:val="72"/>
     <w:rsid w:val="00CB0664"/>
     <w:pPr>
@@ -11665,9 +11518,9 @@
       </w:tcPr>
     </w:tblStylePr>
   </w:style>
-  <w:style w:type="table" w:styleId="ColorfulList-Accent6">
+  <w:style w:type="table" w:styleId="Listavistosa-nfasis6">
     <w:name w:val="Colorful List Accent 6"/>
-    <w:basedOn w:val="TableNormal"/>
+    <w:basedOn w:val="Tablanormal"/>
     <w:uiPriority w:val="72"/>
     <w:rsid w:val="00CB0664"/>
     <w:pPr>
@@ -11744,9 +11597,9 @@
       </w:tcPr>
     </w:tblStylePr>
   </w:style>
-  <w:style w:type="table" w:styleId="ColorfulGrid">
+  <w:style w:type="table" w:styleId="Cuadrculavistosa">
     <w:name w:val="Colorful Grid"/>
-    <w:basedOn w:val="TableNormal"/>
+    <w:basedOn w:val="Tablanormal"/>
     <w:uiPriority w:val="73"/>
     <w:rsid w:val="00CB0664"/>
     <w:pPr>
@@ -11817,9 +11670,9 @@
       </w:tcPr>
     </w:tblStylePr>
   </w:style>
-  <w:style w:type="table" w:styleId="ColorfulGrid-Accent1">
+  <w:style w:type="table" w:styleId="Cuadrculavistosa-nfasis1">
     <w:name w:val="Colorful Grid Accent 1"/>
-    <w:basedOn w:val="TableNormal"/>
+    <w:basedOn w:val="Tablanormal"/>
     <w:uiPriority w:val="73"/>
     <w:rsid w:val="00CB0664"/>
     <w:pPr>
@@ -11890,9 +11743,9 @@
       </w:tcPr>
     </w:tblStylePr>
   </w:style>
-  <w:style w:type="table" w:styleId="ColorfulGrid-Accent2">
+  <w:style w:type="table" w:styleId="Cuadrculavistosa-nfasis2">
     <w:name w:val="Colorful Grid Accent 2"/>
-    <w:basedOn w:val="TableNormal"/>
+    <w:basedOn w:val="Tablanormal"/>
     <w:uiPriority w:val="73"/>
     <w:rsid w:val="00CB0664"/>
     <w:pPr>
@@ -11963,9 +11816,9 @@
       </w:tcPr>
     </w:tblStylePr>
   </w:style>
-  <w:style w:type="table" w:styleId="ColorfulGrid-Accent3">
+  <w:style w:type="table" w:styleId="Cuadrculavistosa-nfasis3">
     <w:name w:val="Colorful Grid Accent 3"/>
-    <w:basedOn w:val="TableNormal"/>
+    <w:basedOn w:val="Tablanormal"/>
     <w:uiPriority w:val="73"/>
     <w:rsid w:val="00CB0664"/>
     <w:pPr>
@@ -12036,9 +11889,9 @@
       </w:tcPr>
     </w:tblStylePr>
   </w:style>
-  <w:style w:type="table" w:styleId="ColorfulGrid-Accent4">
+  <w:style w:type="table" w:styleId="Cuadrculavistosa-nfasis4">
     <w:name w:val="Colorful Grid Accent 4"/>
-    <w:basedOn w:val="TableNormal"/>
+    <w:basedOn w:val="Tablanormal"/>
     <w:uiPriority w:val="73"/>
     <w:rsid w:val="00CB0664"/>
     <w:pPr>
@@ -12109,9 +11962,9 @@
       </w:tcPr>
     </w:tblStylePr>
   </w:style>
-  <w:style w:type="table" w:styleId="ColorfulGrid-Accent5">
+  <w:style w:type="table" w:styleId="Cuadrculavistosa-nfasis5">
     <w:name w:val="Colorful Grid Accent 5"/>
-    <w:basedOn w:val="TableNormal"/>
+    <w:basedOn w:val="Tablanormal"/>
     <w:uiPriority w:val="73"/>
     <w:rsid w:val="00CB0664"/>
     <w:pPr>
@@ -12182,9 +12035,9 @@
       </w:tcPr>
     </w:tblStylePr>
   </w:style>
-  <w:style w:type="table" w:styleId="ColorfulGrid-Accent6">
+  <w:style w:type="table" w:styleId="Cuadrculavistosa-nfasis6">
     <w:name w:val="Colorful Grid Accent 6"/>
-    <w:basedOn w:val="TableNormal"/>
+    <w:basedOn w:val="Tablanormal"/>
     <w:uiPriority w:val="73"/>
     <w:rsid w:val="00CB0664"/>
     <w:pPr>
